--- a/docs/proofsheets/ps-propsmatrixarithmetic.docx
+++ b/docs/proofsheets/ps-propsmatrixarithmetic.docx
@@ -52,7 +52,7 @@
         </w:rPr>
         <w:t xml:space="preserve"> </w:t>
       </w:r>
-      <w:hyperlink r:id="rId20">
+      <w:hyperlink r:id="rId9">
         <w:r>
           <w:rPr>
             <w:rStyle w:val="Hyperlink"/>
@@ -83,7 +83,7 @@
         </w:rPr>
         <w:t xml:space="preserve"> </w:t>
       </w:r>
-      <w:hyperlink r:id="rId21">
+      <w:hyperlink r:id="rId10">
         <w:r>
           <w:rPr>
             <w:rStyle w:val="Hyperlink"/>
@@ -94,7 +94,7 @@
         </w:r>
       </w:hyperlink>
     </w:p>
-    <w:bookmarkStart w:id="37" w:name="proof"/>
+    <w:bookmarkStart w:id="26" w:name="proof"/>
     <w:p>
       <w:pPr>
         <w:pStyle w:val="Heading1"/>
@@ -113,7 +113,7 @@
       <w:r>
         <w:t xml:space="preserve"> </w:t>
       </w:r>
-      <w:hyperlink r:id="rId20">
+      <w:hyperlink r:id="rId9">
         <w:r>
           <w:rPr>
             <w:rStyle w:val="Hyperlink"/>
@@ -169,18 +169,18 @@
                 <wp:inline>
                   <wp:extent cx="152400" cy="152400"/>
                   <wp:effectExtent b="0" l="0" r="0" t="0"/>
-                  <wp:docPr descr="" title="" id="23" name="Picture"/>
+                  <wp:docPr descr="" title="" id="12" name="Picture"/>
                   <a:graphic>
                     <a:graphicData uri="http://schemas.openxmlformats.org/drawingml/2006/picture">
                       <pic:pic>
                         <pic:nvPicPr>
-                          <pic:cNvPr descr="/Applications/quarto/share/formats/docx/note.png" id="24" name="Picture"/>
+                          <pic:cNvPr descr="/Applications/quarto/share/formats/docx/note.png" id="13" name="Picture"/>
                           <pic:cNvPicPr>
                             <a:picLocks noChangeArrowheads="1" noChangeAspect="1"/>
                           </pic:cNvPicPr>
                         </pic:nvPicPr>
                         <pic:blipFill>
-                          <a:blip r:embed="rId22"/>
+                          <a:blip r:embed="rId11"/>
                           <a:stretch>
                             <a:fillRect/>
                           </a:stretch>
@@ -649,7 +649,7 @@
       <w:r>
         <w:t xml:space="preserve"> </w:t>
       </w:r>
-      <w:hyperlink r:id="rId20">
+      <w:hyperlink r:id="rId9">
         <w:r>
           <w:rPr>
             <w:rStyle w:val="Hyperlink"/>
@@ -664,7 +664,7 @@
         <w:t xml:space="preserve">you assumed that the entries in our matrix were from the real numbers, and that same assumption is used here.</w:t>
       </w:r>
     </w:p>
-    <w:bookmarkStart w:id="27" w:name="commutativity-of-addition-proof"/>
+    <w:bookmarkStart w:id="16" w:name="commutativity-of-addition-proof"/>
     <w:p>
       <w:pPr>
         <w:pStyle w:val="Heading2"/>
@@ -714,18 +714,18 @@
                 <wp:inline>
                   <wp:extent cx="152400" cy="152400"/>
                   <wp:effectExtent b="0" l="0" r="0" t="0"/>
-                  <wp:docPr descr="" title="" id="25" name="Picture"/>
+                  <wp:docPr descr="" title="" id="14" name="Picture"/>
                   <a:graphic>
                     <a:graphicData uri="http://schemas.openxmlformats.org/drawingml/2006/picture">
                       <pic:pic>
                         <pic:nvPicPr>
-                          <pic:cNvPr descr="/Applications/quarto/share/formats/docx/note.png" id="26" name="Picture"/>
+                          <pic:cNvPr descr="/Applications/quarto/share/formats/docx/note.png" id="15" name="Picture"/>
                           <pic:cNvPicPr>
                             <a:picLocks noChangeArrowheads="1" noChangeAspect="1"/>
                           </pic:cNvPicPr>
                         </pic:nvPicPr>
                         <pic:blipFill>
-                          <a:blip r:embed="rId22"/>
+                          <a:blip r:embed="rId11"/>
                           <a:stretch>
                             <a:fillRect/>
                           </a:stretch>
@@ -942,39 +942,41 @@
             </m:rPr>
             <m:t>=</m:t>
           </m:r>
-          <m:d>
-            <m:dPr>
-              <m:begChr m:val="["/>
-              <m:sepChr m:val=""/>
-              <m:endChr m:val="]"/>
-              <m:grow/>
-            </m:dPr>
-            <m:e>
-              <m:sSub>
-                <m:e>
-                  <m:r>
-                    <m:t>a</m:t>
-                  </m:r>
-                </m:e>
-                <m:sub>
-                  <m:r>
-                    <m:t>i</m:t>
-                  </m:r>
-                  <m:r>
-                    <m:t>j</m:t>
-                  </m:r>
-                </m:sub>
-              </m:sSub>
-            </m:e>
-          </m:d>
+          <m:r>
+            <m:rPr>
+              <m:sty m:val="p"/>
+            </m:rPr>
+            <m:t>[</m:t>
+          </m:r>
+          <m:sSub>
+            <m:e>
+              <m:r>
+                <m:t>a</m:t>
+              </m:r>
+            </m:e>
+            <m:sub>
+              <m:r>
+                <m:t>i</m:t>
+              </m:r>
+              <m:r>
+                <m:t>j</m:t>
+              </m:r>
+            </m:sub>
+          </m:sSub>
+          <m:r>
+            <m:rPr>
+              <m:sty m:val="p"/>
+            </m:rPr>
+            <m:t>]</m:t>
+          </m:r>
           <m:r>
             <m:t> </m:t>
           </m:r>
           <m:r>
             <m:rPr>
               <m:nor/>
-              <m:sty m:val="p"/>
               <m:scr m:val="sans-serif"/>
+              <m:sty m:val="p"/>
             </m:rPr>
             <m:t>and</m:t>
           </m:r>
@@ -990,31 +992,33 @@
             </m:rPr>
             <m:t>=</m:t>
           </m:r>
-          <m:d>
-            <m:dPr>
-              <m:begChr m:val="["/>
-              <m:sepChr m:val=""/>
-              <m:endChr m:val="]"/>
-              <m:grow/>
-            </m:dPr>
-            <m:e>
-              <m:sSub>
-                <m:e>
-                  <m:r>
-                    <m:t>b</m:t>
-                  </m:r>
-                </m:e>
-                <m:sub>
-                  <m:r>
-                    <m:t>i</m:t>
-                  </m:r>
-                  <m:r>
-                    <m:t>j</m:t>
-                  </m:r>
-                </m:sub>
-              </m:sSub>
-            </m:e>
-          </m:d>
+          <m:r>
+            <m:rPr>
+              <m:sty m:val="p"/>
+            </m:rPr>
+            <m:t>[</m:t>
+          </m:r>
+          <m:sSub>
+            <m:e>
+              <m:r>
+                <m:t>b</m:t>
+              </m:r>
+            </m:e>
+            <m:sub>
+              <m:r>
+                <m:t>i</m:t>
+              </m:r>
+              <m:r>
+                <m:t>j</m:t>
+              </m:r>
+            </m:sub>
+          </m:sSub>
+          <m:r>
+            <m:rPr>
+              <m:sty m:val="p"/>
+            </m:rPr>
+            <m:t>]</m:t>
+          </m:r>
           <m:r>
             <m:rPr>
               <m:sty m:val="p"/>
@@ -1058,6 +1062,179 @@
       </w:r>
       <w:r>
         <w:t xml:space="preserve">is given by:</w:t>
+      </w:r>
+    </w:p>
+    <w:p>
+      <w:pPr>
+        <w:pStyle w:val="BodyText"/>
+      </w:pPr>
+      <m:oMathPara>
+        <m:oMathParaPr>
+          <m:jc m:val="center"/>
+        </m:oMathParaPr>
+        <m:oMath>
+          <m:r>
+            <m:rPr>
+              <m:sty m:val="p"/>
+            </m:rPr>
+            <m:t>(</m:t>
+          </m:r>
+          <m:r>
+            <m:t>A</m:t>
+          </m:r>
+          <m:r>
+            <m:rPr>
+              <m:sty m:val="p"/>
+            </m:rPr>
+            <m:t>+</m:t>
+          </m:r>
+          <m:r>
+            <m:t>B</m:t>
+          </m:r>
+          <m:sSub>
+            <m:e>
+              <m:r>
+                <m:rPr>
+                  <m:sty m:val="p"/>
+                </m:rPr>
+                <m:t>)</m:t>
+              </m:r>
+            </m:e>
+            <m:sub>
+              <m:r>
+                <m:t>i</m:t>
+              </m:r>
+              <m:r>
+                <m:t>j</m:t>
+              </m:r>
+            </m:sub>
+          </m:sSub>
+          <m:r>
+            <m:rPr>
+              <m:sty m:val="p"/>
+            </m:rPr>
+            <m:t>=</m:t>
+          </m:r>
+          <m:sSub>
+            <m:e>
+              <m:r>
+                <m:t>a</m:t>
+              </m:r>
+            </m:e>
+            <m:sub>
+              <m:r>
+                <m:t>i</m:t>
+              </m:r>
+              <m:r>
+                <m:t>j</m:t>
+              </m:r>
+            </m:sub>
+          </m:sSub>
+          <m:r>
+            <m:rPr>
+              <m:sty m:val="p"/>
+            </m:rPr>
+            <m:t>+</m:t>
+          </m:r>
+          <m:sSub>
+            <m:e>
+              <m:r>
+                <m:t>b</m:t>
+              </m:r>
+            </m:e>
+            <m:sub>
+              <m:r>
+                <m:t>i</m:t>
+              </m:r>
+              <m:r>
+                <m:t>j</m:t>
+              </m:r>
+            </m:sub>
+          </m:sSub>
+          <m:r>
+            <m:rPr>
+              <m:sty m:val="p"/>
+            </m:rPr>
+            <m:t>,</m:t>
+          </m:r>
+        </m:oMath>
+      </m:oMathPara>
+    </w:p>
+    <w:p>
+      <w:pPr>
+        <w:pStyle w:val="FirstParagraph"/>
+      </w:pPr>
+      <w:r>
+        <w:t xml:space="preserve">for all</w:t>
+      </w:r>
+      <w:r>
+        <w:t xml:space="preserve"> </w:t>
+      </w:r>
+      <m:oMath>
+        <m:r>
+          <m:t>1</m:t>
+        </m:r>
+        <m:r>
+          <m:rPr>
+            <m:sty m:val="p"/>
+          </m:rPr>
+          <m:t>≤</m:t>
+        </m:r>
+        <m:r>
+          <m:t>i</m:t>
+        </m:r>
+        <m:r>
+          <m:rPr>
+            <m:sty m:val="p"/>
+          </m:rPr>
+          <m:t>≤</m:t>
+        </m:r>
+        <m:r>
+          <m:t>m</m:t>
+        </m:r>
+      </m:oMath>
+      <w:r>
+        <w:t xml:space="preserve"> </w:t>
+      </w:r>
+      <w:r>
+        <w:t xml:space="preserve">and</w:t>
+      </w:r>
+      <w:r>
+        <w:t xml:space="preserve"> </w:t>
+      </w:r>
+      <m:oMath>
+        <m:r>
+          <m:t>1</m:t>
+        </m:r>
+        <m:r>
+          <m:rPr>
+            <m:sty m:val="p"/>
+          </m:rPr>
+          <m:t>≤</m:t>
+        </m:r>
+        <m:r>
+          <m:t>j</m:t>
+        </m:r>
+        <m:r>
+          <m:rPr>
+            <m:sty m:val="p"/>
+          </m:rPr>
+          <m:t>≤</m:t>
+        </m:r>
+        <m:r>
+          <m:t>n</m:t>
+        </m:r>
+      </m:oMath>
+      <w:r>
+        <w:t xml:space="preserve">.</w:t>
+      </w:r>
+    </w:p>
+    <w:p>
+      <w:pPr>
+        <w:pStyle w:val="BodyText"/>
+      </w:pPr>
+      <w:r>
+        <w:t xml:space="preserve">Since you are assuming the underlying set is the real numbers, it follows from the commutativity of the real numbers that:</w:t>
       </w:r>
     </w:p>
     <w:p>
@@ -1071,28 +1248,9 @@
         <m:oMath>
           <m:sSub>
             <m:e>
-              <m:d>
-                <m:dPr>
-                  <m:begChr m:val="("/>
-                  <m:sepChr m:val=""/>
-                  <m:endChr m:val=")"/>
-                  <m:grow/>
-                </m:dPr>
-                <m:e>
-                  <m:r>
-                    <m:t>A</m:t>
-                  </m:r>
-                  <m:r>
-                    <m:rPr>
-                      <m:sty m:val="p"/>
-                    </m:rPr>
-                    <m:t>+</m:t>
-                  </m:r>
-                  <m:r>
-                    <m:t>B</m:t>
-                  </m:r>
-                </m:e>
-              </m:d>
+              <m:r>
+                <m:t>a</m:t>
+              </m:r>
             </m:e>
             <m:sub>
               <m:r>
@@ -1107,12 +1265,12 @@
             <m:rPr>
               <m:sty m:val="p"/>
             </m:rPr>
-            <m:t>=</m:t>
+            <m:t>+</m:t>
           </m:r>
           <m:sSub>
             <m:e>
               <m:r>
-                <m:t>a</m:t>
+                <m:t>b</m:t>
               </m:r>
             </m:e>
             <m:sub>
@@ -1128,7 +1286,7 @@
             <m:rPr>
               <m:sty m:val="p"/>
             </m:rPr>
-            <m:t>+</m:t>
+            <m:t>=</m:t>
           </m:r>
           <m:sSub>
             <m:e>
@@ -1149,7 +1307,48 @@
             <m:rPr>
               <m:sty m:val="p"/>
             </m:rPr>
-            <m:t>,</m:t>
+            <m:t>+</m:t>
+          </m:r>
+          <m:sSub>
+            <m:e>
+              <m:r>
+                <m:t>a</m:t>
+              </m:r>
+            </m:e>
+            <m:sub>
+              <m:r>
+                <m:t>i</m:t>
+              </m:r>
+              <m:r>
+                <m:t>j</m:t>
+              </m:r>
+            </m:sub>
+          </m:sSub>
+          <m:r>
+            <m:t> </m:t>
+          </m:r>
+          <m:r>
+            <m:rPr>
+              <m:nor/>
+              <m:scr m:val="sans-serif"/>
+              <m:sty m:val="p"/>
+            </m:rPr>
+            <m:t>for all</m:t>
+          </m:r>
+          <m:r>
+            <m:t> </m:t>
+          </m:r>
+          <m:r>
+            <m:t>i</m:t>
+          </m:r>
+          <m:r>
+            <m:t>j</m:t>
+          </m:r>
+          <m:r>
+            <m:rPr>
+              <m:sty m:val="p"/>
+            </m:rPr>
+            <m:t>.</m:t>
           </m:r>
         </m:oMath>
       </m:oMathPara>
@@ -1159,76 +1358,7 @@
         <w:pStyle w:val="FirstParagraph"/>
       </w:pPr>
       <w:r>
-        <w:t xml:space="preserve">for all</w:t>
-      </w:r>
-      <w:r>
-        <w:t xml:space="preserve"> </w:t>
-      </w:r>
-      <m:oMath>
-        <m:r>
-          <m:t>1</m:t>
-        </m:r>
-        <m:r>
-          <m:rPr>
-            <m:sty m:val="p"/>
-          </m:rPr>
-          <m:t>≤</m:t>
-        </m:r>
-        <m:r>
-          <m:t>i</m:t>
-        </m:r>
-        <m:r>
-          <m:rPr>
-            <m:sty m:val="p"/>
-          </m:rPr>
-          <m:t>≤</m:t>
-        </m:r>
-        <m:r>
-          <m:t>m</m:t>
-        </m:r>
-      </m:oMath>
-      <w:r>
-        <w:t xml:space="preserve"> </w:t>
-      </w:r>
-      <w:r>
-        <w:t xml:space="preserve">and</w:t>
-      </w:r>
-      <w:r>
-        <w:t xml:space="preserve"> </w:t>
-      </w:r>
-      <m:oMath>
-        <m:r>
-          <m:t>1</m:t>
-        </m:r>
-        <m:r>
-          <m:rPr>
-            <m:sty m:val="p"/>
-          </m:rPr>
-          <m:t>≤</m:t>
-        </m:r>
-        <m:r>
-          <m:t>j</m:t>
-        </m:r>
-        <m:r>
-          <m:rPr>
-            <m:sty m:val="p"/>
-          </m:rPr>
-          <m:t>≤</m:t>
-        </m:r>
-        <m:r>
-          <m:t>n</m:t>
-        </m:r>
-      </m:oMath>
-      <w:r>
-        <w:t xml:space="preserve">.</w:t>
-      </w:r>
-    </w:p>
-    <w:p>
-      <w:pPr>
-        <w:pStyle w:val="BodyText"/>
-      </w:pPr>
-      <w:r>
-        <w:t xml:space="preserve">Since you are assuming the underlying set is the real numbers, it follows from the commutativity of the real numbers that:</w:t>
+        <w:t xml:space="preserve">Using the definition of matrix addition, you can recognize:</w:t>
       </w:r>
     </w:p>
     <w:p>
@@ -1243,7 +1373,7 @@
           <m:sSub>
             <m:e>
               <m:r>
-                <m:t>a</m:t>
+                <m:t>b</m:t>
               </m:r>
             </m:e>
             <m:sub>
@@ -1264,7 +1394,7 @@
           <m:sSub>
             <m:e>
               <m:r>
-                <m:t>b</m:t>
+                <m:t>a</m:t>
               </m:r>
             </m:e>
             <m:sub>
@@ -1282,10 +1412,31 @@
             </m:rPr>
             <m:t>=</m:t>
           </m:r>
+          <m:r>
+            <m:rPr>
+              <m:sty m:val="p"/>
+            </m:rPr>
+            <m:t>(</m:t>
+          </m:r>
+          <m:r>
+            <m:t>B</m:t>
+          </m:r>
+          <m:r>
+            <m:rPr>
+              <m:sty m:val="p"/>
+            </m:rPr>
+            <m:t>+</m:t>
+          </m:r>
+          <m:r>
+            <m:t>A</m:t>
+          </m:r>
           <m:sSub>
             <m:e>
               <m:r>
-                <m:t>b</m:t>
+                <m:rPr>
+                  <m:sty m:val="p"/>
+                </m:rPr>
+                <m:t>)</m:t>
               </m:r>
             </m:e>
             <m:sub>
@@ -1297,47 +1448,6 @@
               </m:r>
             </m:sub>
           </m:sSub>
-          <m:r>
-            <m:rPr>
-              <m:sty m:val="p"/>
-            </m:rPr>
-            <m:t>+</m:t>
-          </m:r>
-          <m:sSub>
-            <m:e>
-              <m:r>
-                <m:t>a</m:t>
-              </m:r>
-            </m:e>
-            <m:sub>
-              <m:r>
-                <m:t>i</m:t>
-              </m:r>
-              <m:r>
-                <m:t>j</m:t>
-              </m:r>
-            </m:sub>
-          </m:sSub>
-          <m:r>
-            <m:t> </m:t>
-          </m:r>
-          <m:r>
-            <m:rPr>
-              <m:nor/>
-              <m:sty m:val="p"/>
-              <m:scr m:val="sans-serif"/>
-            </m:rPr>
-            <m:t>for all</m:t>
-          </m:r>
-          <m:r>
-            <m:t> </m:t>
-          </m:r>
-          <m:r>
-            <m:t>i</m:t>
-          </m:r>
-          <m:r>
-            <m:t>j</m:t>
-          </m:r>
           <m:r>
             <m:rPr>
               <m:sty m:val="p"/>
@@ -1352,138 +1462,38 @@
         <w:pStyle w:val="FirstParagraph"/>
       </w:pPr>
       <w:r>
-        <w:t xml:space="preserve">Using the definition of matrix addition, you can recognize:</w:t>
-      </w:r>
-    </w:p>
-    <w:p>
-      <w:pPr>
-        <w:pStyle w:val="BodyText"/>
-      </w:pPr>
-      <m:oMathPara>
-        <m:oMathParaPr>
-          <m:jc m:val="center"/>
-        </m:oMathParaPr>
-        <m:oMath>
-          <m:sSub>
-            <m:e>
-              <m:r>
-                <m:t>b</m:t>
-              </m:r>
-            </m:e>
-            <m:sub>
-              <m:r>
-                <m:t>i</m:t>
-              </m:r>
-              <m:r>
-                <m:t>j</m:t>
-              </m:r>
-            </m:sub>
-          </m:sSub>
-          <m:r>
-            <m:rPr>
-              <m:sty m:val="p"/>
-            </m:rPr>
-            <m:t>+</m:t>
-          </m:r>
-          <m:sSub>
-            <m:e>
-              <m:r>
-                <m:t>a</m:t>
-              </m:r>
-            </m:e>
-            <m:sub>
-              <m:r>
-                <m:t>i</m:t>
-              </m:r>
-              <m:r>
-                <m:t>j</m:t>
-              </m:r>
-            </m:sub>
-          </m:sSub>
-          <m:r>
-            <m:rPr>
-              <m:sty m:val="p"/>
-            </m:rPr>
-            <m:t>=</m:t>
-          </m:r>
-          <m:sSub>
-            <m:e>
-              <m:d>
-                <m:dPr>
-                  <m:begChr m:val="("/>
-                  <m:sepChr m:val=""/>
-                  <m:endChr m:val=")"/>
-                  <m:grow/>
-                </m:dPr>
-                <m:e>
-                  <m:r>
-                    <m:t>B</m:t>
-                  </m:r>
-                  <m:r>
-                    <m:rPr>
-                      <m:sty m:val="p"/>
-                    </m:rPr>
-                    <m:t>+</m:t>
-                  </m:r>
-                  <m:r>
-                    <m:t>A</m:t>
-                  </m:r>
-                </m:e>
-              </m:d>
-            </m:e>
-            <m:sub>
-              <m:r>
-                <m:t>i</m:t>
-              </m:r>
-              <m:r>
-                <m:t>j</m:t>
-              </m:r>
-            </m:sub>
-          </m:sSub>
-          <m:r>
-            <m:rPr>
-              <m:sty m:val="p"/>
-            </m:rPr>
-            <m:t>.</m:t>
-          </m:r>
-        </m:oMath>
-      </m:oMathPara>
-    </w:p>
-    <w:p>
-      <w:pPr>
-        <w:pStyle w:val="FirstParagraph"/>
-      </w:pPr>
-      <w:r>
         <w:t xml:space="preserve">So, for all entries,</w:t>
       </w:r>
       <w:r>
         <w:t xml:space="preserve"> </w:t>
       </w:r>
       <m:oMath>
+        <m:r>
+          <m:rPr>
+            <m:sty m:val="p"/>
+          </m:rPr>
+          <m:t>(</m:t>
+        </m:r>
+        <m:r>
+          <m:t>A</m:t>
+        </m:r>
+        <m:r>
+          <m:rPr>
+            <m:sty m:val="p"/>
+          </m:rPr>
+          <m:t>+</m:t>
+        </m:r>
+        <m:r>
+          <m:t>B</m:t>
+        </m:r>
         <m:sSub>
           <m:e>
-            <m:d>
-              <m:dPr>
-                <m:begChr m:val="("/>
-                <m:sepChr m:val=""/>
-                <m:endChr m:val=")"/>
-                <m:grow/>
-              </m:dPr>
-              <m:e>
-                <m:r>
-                  <m:t>A</m:t>
-                </m:r>
-                <m:r>
-                  <m:rPr>
-                    <m:sty m:val="p"/>
-                  </m:rPr>
-                  <m:t>+</m:t>
-                </m:r>
-                <m:r>
-                  <m:t>B</m:t>
-                </m:r>
-              </m:e>
-            </m:d>
+            <m:r>
+              <m:rPr>
+                <m:sty m:val="p"/>
+              </m:rPr>
+              <m:t>)</m:t>
+            </m:r>
           </m:e>
           <m:sub>
             <m:r>
@@ -1500,30 +1510,32 @@
           </m:rPr>
           <m:t>=</m:t>
         </m:r>
+        <m:r>
+          <m:rPr>
+            <m:sty m:val="p"/>
+          </m:rPr>
+          <m:t>(</m:t>
+        </m:r>
+        <m:r>
+          <m:t>B</m:t>
+        </m:r>
+        <m:r>
+          <m:rPr>
+            <m:sty m:val="p"/>
+          </m:rPr>
+          <m:t>+</m:t>
+        </m:r>
+        <m:r>
+          <m:t>A</m:t>
+        </m:r>
         <m:sSub>
           <m:e>
-            <m:d>
-              <m:dPr>
-                <m:begChr m:val="("/>
-                <m:sepChr m:val=""/>
-                <m:endChr m:val=")"/>
-                <m:grow/>
-              </m:dPr>
-              <m:e>
-                <m:r>
-                  <m:t>B</m:t>
-                </m:r>
-                <m:r>
-                  <m:rPr>
-                    <m:sty m:val="p"/>
-                  </m:rPr>
-                  <m:t>+</m:t>
-                </m:r>
-                <m:r>
-                  <m:t>A</m:t>
-                </m:r>
-              </m:e>
-            </m:d>
+            <m:r>
+              <m:rPr>
+                <m:sty m:val="p"/>
+              </m:rPr>
+              <m:t>)</m:t>
+            </m:r>
           </m:e>
           <m:sub>
             <m:r>
@@ -1595,8 +1607,8 @@
         <w:t xml:space="preserve">So, matrix addition is commutative.</w:t>
       </w:r>
     </w:p>
-    <w:bookmarkEnd w:id="27"/>
-    <w:bookmarkStart w:id="30" w:name="associativity-of-addition-proof"/>
+    <w:bookmarkEnd w:id="16"/>
+    <w:bookmarkStart w:id="19" w:name="associativity-of-addition-proof"/>
     <w:p>
       <w:pPr>
         <w:pStyle w:val="Heading2"/>
@@ -1646,18 +1658,18 @@
                 <wp:inline>
                   <wp:extent cx="152400" cy="152400"/>
                   <wp:effectExtent b="0" l="0" r="0" t="0"/>
-                  <wp:docPr descr="" title="" id="28" name="Picture"/>
+                  <wp:docPr descr="" title="" id="17" name="Picture"/>
                   <a:graphic>
                     <a:graphicData uri="http://schemas.openxmlformats.org/drawingml/2006/picture">
                       <pic:pic>
                         <pic:nvPicPr>
-                          <pic:cNvPr descr="/Applications/quarto/share/formats/docx/note.png" id="29" name="Picture"/>
+                          <pic:cNvPr descr="/Applications/quarto/share/formats/docx/note.png" id="18" name="Picture"/>
                           <pic:cNvPicPr>
                             <a:picLocks noChangeArrowheads="1" noChangeAspect="1"/>
                           </pic:cNvPicPr>
                         </pic:nvPicPr>
                         <pic:blipFill>
-                          <a:blip r:embed="rId22"/>
+                          <a:blip r:embed="rId11"/>
                           <a:stretch>
                             <a:fillRect/>
                           </a:stretch>
@@ -1762,28 +1774,30 @@
                 <m:jc m:val="center"/>
               </m:oMathParaPr>
               <m:oMath>
-                <m:d>
-                  <m:dPr>
-                    <m:begChr m:val="("/>
-                    <m:sepChr m:val=""/>
-                    <m:endChr m:val=")"/>
-                    <m:grow/>
-                  </m:dPr>
-                  <m:e>
-                    <m:r>
-                      <m:t>A</m:t>
-                    </m:r>
-                    <m:r>
-                      <m:rPr>
-                        <m:sty m:val="p"/>
-                      </m:rPr>
-                      <m:t>+</m:t>
-                    </m:r>
-                    <m:r>
-                      <m:t>B</m:t>
-                    </m:r>
-                  </m:e>
-                </m:d>
+                <m:r>
+                  <m:rPr>
+                    <m:sty m:val="p"/>
+                  </m:rPr>
+                  <m:t>(</m:t>
+                </m:r>
+                <m:r>
+                  <m:t>A</m:t>
+                </m:r>
+                <m:r>
+                  <m:rPr>
+                    <m:sty m:val="p"/>
+                  </m:rPr>
+                  <m:t>+</m:t>
+                </m:r>
+                <m:r>
+                  <m:t>B</m:t>
+                </m:r>
+                <m:r>
+                  <m:rPr>
+                    <m:sty m:val="p"/>
+                  </m:rPr>
+                  <m:t>)</m:t>
+                </m:r>
                 <m:r>
                   <m:rPr>
                     <m:sty m:val="p"/>
@@ -1808,28 +1822,30 @@
                   </m:rPr>
                   <m:t>+</m:t>
                 </m:r>
-                <m:d>
-                  <m:dPr>
-                    <m:begChr m:val="("/>
-                    <m:sepChr m:val=""/>
-                    <m:endChr m:val=")"/>
-                    <m:grow/>
-                  </m:dPr>
-                  <m:e>
-                    <m:r>
-                      <m:t>B</m:t>
-                    </m:r>
-                    <m:r>
-                      <m:rPr>
-                        <m:sty m:val="p"/>
-                      </m:rPr>
-                      <m:t>+</m:t>
-                    </m:r>
-                    <m:r>
-                      <m:t>C</m:t>
-                    </m:r>
-                  </m:e>
-                </m:d>
+                <m:r>
+                  <m:rPr>
+                    <m:sty m:val="p"/>
+                  </m:rPr>
+                  <m:t>(</m:t>
+                </m:r>
+                <m:r>
+                  <m:t>B</m:t>
+                </m:r>
+                <m:r>
+                  <m:rPr>
+                    <m:sty m:val="p"/>
+                  </m:rPr>
+                  <m:t>+</m:t>
+                </m:r>
+                <m:r>
+                  <m:t>C</m:t>
+                </m:r>
+                <m:r>
+                  <m:rPr>
+                    <m:sty m:val="p"/>
+                  </m:rPr>
+                  <m:t>)</m:t>
+                </m:r>
                 <m:r>
                   <m:rPr>
                     <m:sty m:val="p"/>
@@ -1928,31 +1944,33 @@
             </m:rPr>
             <m:t>=</m:t>
           </m:r>
-          <m:d>
-            <m:dPr>
-              <m:begChr m:val="["/>
-              <m:sepChr m:val=""/>
-              <m:endChr m:val="]"/>
-              <m:grow/>
-            </m:dPr>
-            <m:e>
-              <m:sSub>
-                <m:e>
-                  <m:r>
-                    <m:t>a</m:t>
-                  </m:r>
-                </m:e>
-                <m:sub>
-                  <m:r>
-                    <m:t>i</m:t>
-                  </m:r>
-                  <m:r>
-                    <m:t>j</m:t>
-                  </m:r>
-                </m:sub>
-              </m:sSub>
-            </m:e>
-          </m:d>
+          <m:r>
+            <m:rPr>
+              <m:sty m:val="p"/>
+            </m:rPr>
+            <m:t>[</m:t>
+          </m:r>
+          <m:sSub>
+            <m:e>
+              <m:r>
+                <m:t>a</m:t>
+              </m:r>
+            </m:e>
+            <m:sub>
+              <m:r>
+                <m:t>i</m:t>
+              </m:r>
+              <m:r>
+                <m:t>j</m:t>
+              </m:r>
+            </m:sub>
+          </m:sSub>
+          <m:r>
+            <m:rPr>
+              <m:sty m:val="p"/>
+            </m:rPr>
+            <m:t>]</m:t>
+          </m:r>
           <m:r>
             <m:rPr>
               <m:sty m:val="p"/>
@@ -1971,31 +1989,33 @@
             </m:rPr>
             <m:t>=</m:t>
           </m:r>
-          <m:d>
-            <m:dPr>
-              <m:begChr m:val="["/>
-              <m:sepChr m:val=""/>
-              <m:endChr m:val="]"/>
-              <m:grow/>
-            </m:dPr>
-            <m:e>
-              <m:sSub>
-                <m:e>
-                  <m:r>
-                    <m:t>b</m:t>
-                  </m:r>
-                </m:e>
-                <m:sub>
-                  <m:r>
-                    <m:t>i</m:t>
-                  </m:r>
-                  <m:r>
-                    <m:t>j</m:t>
-                  </m:r>
-                </m:sub>
-              </m:sSub>
-            </m:e>
-          </m:d>
+          <m:r>
+            <m:rPr>
+              <m:sty m:val="p"/>
+            </m:rPr>
+            <m:t>[</m:t>
+          </m:r>
+          <m:sSub>
+            <m:e>
+              <m:r>
+                <m:t>b</m:t>
+              </m:r>
+            </m:e>
+            <m:sub>
+              <m:r>
+                <m:t>i</m:t>
+              </m:r>
+              <m:r>
+                <m:t>j</m:t>
+              </m:r>
+            </m:sub>
+          </m:sSub>
+          <m:r>
+            <m:rPr>
+              <m:sty m:val="p"/>
+            </m:rPr>
+            <m:t>]</m:t>
+          </m:r>
           <m:r>
             <m:rPr>
               <m:sty m:val="p"/>
@@ -2014,31 +2034,33 @@
             </m:rPr>
             <m:t>=</m:t>
           </m:r>
-          <m:d>
-            <m:dPr>
-              <m:begChr m:val="["/>
-              <m:sepChr m:val=""/>
-              <m:endChr m:val="]"/>
-              <m:grow/>
-            </m:dPr>
-            <m:e>
-              <m:sSub>
-                <m:e>
-                  <m:r>
-                    <m:t>c</m:t>
-                  </m:r>
-                </m:e>
-                <m:sub>
-                  <m:r>
-                    <m:t>i</m:t>
-                  </m:r>
-                  <m:r>
-                    <m:t>j</m:t>
-                  </m:r>
-                </m:sub>
-              </m:sSub>
-            </m:e>
-          </m:d>
+          <m:r>
+            <m:rPr>
+              <m:sty m:val="p"/>
+            </m:rPr>
+            <m:t>[</m:t>
+          </m:r>
+          <m:sSub>
+            <m:e>
+              <m:r>
+                <m:t>c</m:t>
+              </m:r>
+            </m:e>
+            <m:sub>
+              <m:r>
+                <m:t>i</m:t>
+              </m:r>
+              <m:r>
+                <m:t>j</m:t>
+              </m:r>
+            </m:sub>
+          </m:sSub>
+          <m:r>
+            <m:rPr>
+              <m:sty m:val="p"/>
+            </m:rPr>
+            <m:t>]</m:t>
+          </m:r>
           <m:r>
             <m:rPr>
               <m:sty m:val="p"/>
@@ -2065,28 +2087,15 @@
           <m:jc m:val="center"/>
         </m:oMathParaPr>
         <m:oMath>
-          <m:d>
-            <m:dPr>
-              <m:begChr m:val="("/>
-              <m:sepChr m:val=""/>
-              <m:endChr m:val=")"/>
-              <m:grow/>
-            </m:dPr>
-            <m:e>
-              <m:r>
-                <m:t>A</m:t>
-              </m:r>
-              <m:r>
-                <m:rPr>
-                  <m:sty m:val="p"/>
-                </m:rPr>
-                <m:t>+</m:t>
-              </m:r>
-              <m:r>
-                <m:t>B</m:t>
-              </m:r>
-            </m:e>
-          </m:d>
+          <m:r>
+            <m:rPr>
+              <m:sty m:val="p"/>
+            </m:rPr>
+            <m:t>(</m:t>
+          </m:r>
+          <m:r>
+            <m:t>A</m:t>
+          </m:r>
           <m:r>
             <m:rPr>
               <m:sty m:val="p"/>
@@ -2094,6 +2103,21 @@
             <m:t>+</m:t>
           </m:r>
           <m:r>
+            <m:t>B</m:t>
+          </m:r>
+          <m:r>
+            <m:rPr>
+              <m:sty m:val="p"/>
+            </m:rPr>
+            <m:t>)</m:t>
+          </m:r>
+          <m:r>
+            <m:rPr>
+              <m:sty m:val="p"/>
+            </m:rPr>
+            <m:t>+</m:t>
+          </m:r>
+          <m:r>
             <m:t>C</m:t>
           </m:r>
           <m:r>
@@ -2102,62 +2126,66 @@
             </m:rPr>
             <m:t>=</m:t>
           </m:r>
-          <m:d>
-            <m:dPr>
-              <m:begChr m:val="["/>
-              <m:sepChr m:val=""/>
-              <m:endChr m:val="]"/>
-              <m:grow/>
-            </m:dPr>
-            <m:e>
-              <m:d>
-                <m:dPr>
-                  <m:begChr m:val="("/>
-                  <m:sepChr m:val=""/>
-                  <m:endChr m:val=")"/>
-                  <m:grow/>
-                </m:dPr>
-                <m:e>
-                  <m:sSub>
-                    <m:e>
-                      <m:r>
-                        <m:t>a</m:t>
-                      </m:r>
-                    </m:e>
-                    <m:sub>
-                      <m:r>
-                        <m:t>i</m:t>
-                      </m:r>
-                      <m:r>
-                        <m:t>j</m:t>
-                      </m:r>
-                    </m:sub>
-                  </m:sSub>
-                  <m:r>
-                    <m:rPr>
-                      <m:sty m:val="p"/>
-                    </m:rPr>
-                    <m:t>+</m:t>
-                  </m:r>
-                  <m:sSub>
-                    <m:e>
-                      <m:r>
-                        <m:t>b</m:t>
-                      </m:r>
-                    </m:e>
-                    <m:sub>
-                      <m:r>
-                        <m:t>i</m:t>
-                      </m:r>
-                      <m:r>
-                        <m:t>j</m:t>
-                      </m:r>
-                    </m:sub>
-                  </m:sSub>
-                </m:e>
-              </m:d>
-            </m:e>
-          </m:d>
+          <m:r>
+            <m:rPr>
+              <m:sty m:val="p"/>
+            </m:rPr>
+            <m:t>[</m:t>
+          </m:r>
+          <m:r>
+            <m:rPr>
+              <m:sty m:val="p"/>
+            </m:rPr>
+            <m:t>(</m:t>
+          </m:r>
+          <m:sSub>
+            <m:e>
+              <m:r>
+                <m:t>a</m:t>
+              </m:r>
+            </m:e>
+            <m:sub>
+              <m:r>
+                <m:t>i</m:t>
+              </m:r>
+              <m:r>
+                <m:t>j</m:t>
+              </m:r>
+            </m:sub>
+          </m:sSub>
+          <m:r>
+            <m:rPr>
+              <m:sty m:val="p"/>
+            </m:rPr>
+            <m:t>+</m:t>
+          </m:r>
+          <m:sSub>
+            <m:e>
+              <m:r>
+                <m:t>b</m:t>
+              </m:r>
+            </m:e>
+            <m:sub>
+              <m:r>
+                <m:t>i</m:t>
+              </m:r>
+              <m:r>
+                <m:t>j</m:t>
+              </m:r>
+            </m:sub>
+          </m:sSub>
+          <m:r>
+            <m:rPr>
+              <m:sty m:val="p"/>
+            </m:rPr>
+            <m:t>)</m:t>
+          </m:r>
+          <m:r>
+            <m:rPr>
+              <m:sty m:val="p"/>
+            </m:rPr>
+            <m:t>]</m:t>
+          </m:r>
           <m:r>
             <m:rPr>
               <m:sty m:val="p"/>
@@ -2193,28 +2221,15 @@
           <m:jc m:val="center"/>
         </m:oMathParaPr>
         <m:oMath>
-          <m:d>
-            <m:dPr>
-              <m:begChr m:val="("/>
-              <m:sepChr m:val=""/>
-              <m:endChr m:val=")"/>
-              <m:grow/>
-            </m:dPr>
-            <m:e>
-              <m:r>
-                <m:t>A</m:t>
-              </m:r>
-              <m:r>
-                <m:rPr>
-                  <m:sty m:val="p"/>
-                </m:rPr>
-                <m:t>+</m:t>
-              </m:r>
-              <m:r>
-                <m:t>B</m:t>
-              </m:r>
-            </m:e>
-          </m:d>
+          <m:r>
+            <m:rPr>
+              <m:sty m:val="p"/>
+            </m:rPr>
+            <m:t>(</m:t>
+          </m:r>
+          <m:r>
+            <m:t>A</m:t>
+          </m:r>
           <m:r>
             <m:rPr>
               <m:sty m:val="p"/>
@@ -2222,6 +2237,21 @@
             <m:t>+</m:t>
           </m:r>
           <m:r>
+            <m:t>B</m:t>
+          </m:r>
+          <m:r>
+            <m:rPr>
+              <m:sty m:val="p"/>
+            </m:rPr>
+            <m:t>)</m:t>
+          </m:r>
+          <m:r>
+            <m:rPr>
+              <m:sty m:val="p"/>
+            </m:rPr>
+            <m:t>+</m:t>
+          </m:r>
+          <m:r>
             <m:t>C</m:t>
           </m:r>
           <m:r>
@@ -2230,83 +2260,87 @@
             </m:rPr>
             <m:t>=</m:t>
           </m:r>
-          <m:d>
-            <m:dPr>
-              <m:begChr m:val="["/>
-              <m:sepChr m:val=""/>
-              <m:endChr m:val="]"/>
-              <m:grow/>
-            </m:dPr>
-            <m:e>
-              <m:d>
-                <m:dPr>
-                  <m:begChr m:val="("/>
-                  <m:sepChr m:val=""/>
-                  <m:endChr m:val=")"/>
-                  <m:grow/>
-                </m:dPr>
-                <m:e>
-                  <m:sSub>
-                    <m:e>
-                      <m:r>
-                        <m:t>a</m:t>
-                      </m:r>
-                    </m:e>
-                    <m:sub>
-                      <m:r>
-                        <m:t>i</m:t>
-                      </m:r>
-                      <m:r>
-                        <m:t>j</m:t>
-                      </m:r>
-                    </m:sub>
-                  </m:sSub>
-                  <m:r>
-                    <m:rPr>
-                      <m:sty m:val="p"/>
-                    </m:rPr>
-                    <m:t>+</m:t>
-                  </m:r>
-                  <m:sSub>
-                    <m:e>
-                      <m:r>
-                        <m:t>b</m:t>
-                      </m:r>
-                    </m:e>
-                    <m:sub>
-                      <m:r>
-                        <m:t>i</m:t>
-                      </m:r>
-                      <m:r>
-                        <m:t>j</m:t>
-                      </m:r>
-                    </m:sub>
-                  </m:sSub>
-                </m:e>
-              </m:d>
-              <m:r>
-                <m:rPr>
-                  <m:sty m:val="p"/>
-                </m:rPr>
-                <m:t>+</m:t>
-              </m:r>
-              <m:sSub>
-                <m:e>
-                  <m:r>
-                    <m:t>c</m:t>
-                  </m:r>
-                </m:e>
-                <m:sub>
-                  <m:r>
-                    <m:t>i</m:t>
-                  </m:r>
-                  <m:r>
-                    <m:t>j</m:t>
-                  </m:r>
-                </m:sub>
-              </m:sSub>
-            </m:e>
-          </m:d>
+          <m:r>
+            <m:rPr>
+              <m:sty m:val="p"/>
+            </m:rPr>
+            <m:t>[</m:t>
+          </m:r>
+          <m:r>
+            <m:rPr>
+              <m:sty m:val="p"/>
+            </m:rPr>
+            <m:t>(</m:t>
+          </m:r>
+          <m:sSub>
+            <m:e>
+              <m:r>
+                <m:t>a</m:t>
+              </m:r>
+            </m:e>
+            <m:sub>
+              <m:r>
+                <m:t>i</m:t>
+              </m:r>
+              <m:r>
+                <m:t>j</m:t>
+              </m:r>
+            </m:sub>
+          </m:sSub>
+          <m:r>
+            <m:rPr>
+              <m:sty m:val="p"/>
+            </m:rPr>
+            <m:t>+</m:t>
+          </m:r>
+          <m:sSub>
+            <m:e>
+              <m:r>
+                <m:t>b</m:t>
+              </m:r>
+            </m:e>
+            <m:sub>
+              <m:r>
+                <m:t>i</m:t>
+              </m:r>
+              <m:r>
+                <m:t>j</m:t>
+              </m:r>
+            </m:sub>
+          </m:sSub>
+          <m:r>
+            <m:rPr>
+              <m:sty m:val="p"/>
+            </m:rPr>
+            <m:t>)</m:t>
+          </m:r>
+          <m:r>
+            <m:rPr>
+              <m:sty m:val="p"/>
+            </m:rPr>
+            <m:t>+</m:t>
+          </m:r>
+          <m:sSub>
+            <m:e>
+              <m:r>
+                <m:t>c</m:t>
+              </m:r>
+            </m:e>
+            <m:sub>
+              <m:r>
+                <m:t>i</m:t>
+              </m:r>
+              <m:r>
+                <m:t>j</m:t>
+              </m:r>
+            </m:sub>
+          </m:sSub>
+          <m:r>
+            <m:rPr>
+              <m:sty m:val="p"/>
+            </m:rPr>
+            <m:t>]</m:t>
+          </m:r>
           <m:r>
             <m:rPr>
               <m:sty m:val="p"/>
@@ -2333,166 +2367,174 @@
           <m:jc m:val="center"/>
         </m:oMathParaPr>
         <m:oMath>
-          <m:d>
-            <m:dPr>
-              <m:begChr m:val="["/>
-              <m:sepChr m:val=""/>
-              <m:endChr m:val="]"/>
-              <m:grow/>
-            </m:dPr>
-            <m:e>
-              <m:d>
-                <m:dPr>
-                  <m:begChr m:val="("/>
-                  <m:sepChr m:val=""/>
-                  <m:endChr m:val=")"/>
-                  <m:grow/>
-                </m:dPr>
-                <m:e>
-                  <m:sSub>
-                    <m:e>
-                      <m:r>
-                        <m:t>a</m:t>
-                      </m:r>
-                    </m:e>
-                    <m:sub>
-                      <m:r>
-                        <m:t>i</m:t>
-                      </m:r>
-                      <m:r>
-                        <m:t>j</m:t>
-                      </m:r>
-                    </m:sub>
-                  </m:sSub>
-                  <m:r>
-                    <m:rPr>
-                      <m:sty m:val="p"/>
-                    </m:rPr>
-                    <m:t>+</m:t>
-                  </m:r>
-                  <m:sSub>
-                    <m:e>
-                      <m:r>
-                        <m:t>b</m:t>
-                      </m:r>
-                    </m:e>
-                    <m:sub>
-                      <m:r>
-                        <m:t>i</m:t>
-                      </m:r>
-                      <m:r>
-                        <m:t>j</m:t>
-                      </m:r>
-                    </m:sub>
-                  </m:sSub>
-                </m:e>
-              </m:d>
-              <m:r>
-                <m:rPr>
-                  <m:sty m:val="p"/>
-                </m:rPr>
-                <m:t>+</m:t>
-              </m:r>
-              <m:sSub>
-                <m:e>
-                  <m:r>
-                    <m:t>c</m:t>
-                  </m:r>
-                </m:e>
-                <m:sub>
-                  <m:r>
-                    <m:t>i</m:t>
-                  </m:r>
-                  <m:r>
-                    <m:t>j</m:t>
-                  </m:r>
-                </m:sub>
-              </m:sSub>
-            </m:e>
-          </m:d>
+          <m:r>
+            <m:rPr>
+              <m:sty m:val="p"/>
+            </m:rPr>
+            <m:t>[</m:t>
+          </m:r>
+          <m:r>
+            <m:rPr>
+              <m:sty m:val="p"/>
+            </m:rPr>
+            <m:t>(</m:t>
+          </m:r>
+          <m:sSub>
+            <m:e>
+              <m:r>
+                <m:t>a</m:t>
+              </m:r>
+            </m:e>
+            <m:sub>
+              <m:r>
+                <m:t>i</m:t>
+              </m:r>
+              <m:r>
+                <m:t>j</m:t>
+              </m:r>
+            </m:sub>
+          </m:sSub>
+          <m:r>
+            <m:rPr>
+              <m:sty m:val="p"/>
+            </m:rPr>
+            <m:t>+</m:t>
+          </m:r>
+          <m:sSub>
+            <m:e>
+              <m:r>
+                <m:t>b</m:t>
+              </m:r>
+            </m:e>
+            <m:sub>
+              <m:r>
+                <m:t>i</m:t>
+              </m:r>
+              <m:r>
+                <m:t>j</m:t>
+              </m:r>
+            </m:sub>
+          </m:sSub>
+          <m:r>
+            <m:rPr>
+              <m:sty m:val="p"/>
+            </m:rPr>
+            <m:t>)</m:t>
+          </m:r>
+          <m:r>
+            <m:rPr>
+              <m:sty m:val="p"/>
+            </m:rPr>
+            <m:t>+</m:t>
+          </m:r>
+          <m:sSub>
+            <m:e>
+              <m:r>
+                <m:t>c</m:t>
+              </m:r>
+            </m:e>
+            <m:sub>
+              <m:r>
+                <m:t>i</m:t>
+              </m:r>
+              <m:r>
+                <m:t>j</m:t>
+              </m:r>
+            </m:sub>
+          </m:sSub>
+          <m:r>
+            <m:rPr>
+              <m:sty m:val="p"/>
+            </m:rPr>
+            <m:t>]</m:t>
+          </m:r>
           <m:r>
             <m:rPr>
               <m:sty m:val="p"/>
             </m:rPr>
             <m:t>=</m:t>
           </m:r>
-          <m:d>
-            <m:dPr>
-              <m:begChr m:val="["/>
-              <m:sepChr m:val=""/>
-              <m:endChr m:val="]"/>
-              <m:grow/>
-            </m:dPr>
-            <m:e>
-              <m:sSub>
-                <m:e>
-                  <m:r>
-                    <m:t>a</m:t>
-                  </m:r>
-                </m:e>
-                <m:sub>
-                  <m:r>
-                    <m:t>i</m:t>
-                  </m:r>
-                  <m:r>
-                    <m:t>j</m:t>
-                  </m:r>
-                </m:sub>
-              </m:sSub>
-              <m:r>
-                <m:rPr>
-                  <m:sty m:val="p"/>
-                </m:rPr>
-                <m:t>+</m:t>
-              </m:r>
-              <m:d>
-                <m:dPr>
-                  <m:begChr m:val="("/>
-                  <m:sepChr m:val=""/>
-                  <m:endChr m:val=")"/>
-                  <m:grow/>
-                </m:dPr>
-                <m:e>
-                  <m:sSub>
-                    <m:e>
-                      <m:r>
-                        <m:t>b</m:t>
-                      </m:r>
-                    </m:e>
-                    <m:sub>
-                      <m:r>
-                        <m:t>i</m:t>
-                      </m:r>
-                      <m:r>
-                        <m:t>j</m:t>
-                      </m:r>
-                    </m:sub>
-                  </m:sSub>
-                  <m:r>
-                    <m:rPr>
-                      <m:sty m:val="p"/>
-                    </m:rPr>
-                    <m:t>+</m:t>
-                  </m:r>
-                  <m:sSub>
-                    <m:e>
-                      <m:r>
-                        <m:t>c</m:t>
-                      </m:r>
-                    </m:e>
-                    <m:sub>
-                      <m:r>
-                        <m:t>i</m:t>
-                      </m:r>
-                      <m:r>
-                        <m:t>j</m:t>
-                      </m:r>
-                    </m:sub>
-                  </m:sSub>
-                </m:e>
-              </m:d>
-            </m:e>
-          </m:d>
+          <m:r>
+            <m:rPr>
+              <m:sty m:val="p"/>
+            </m:rPr>
+            <m:t>[</m:t>
+          </m:r>
+          <m:sSub>
+            <m:e>
+              <m:r>
+                <m:t>a</m:t>
+              </m:r>
+            </m:e>
+            <m:sub>
+              <m:r>
+                <m:t>i</m:t>
+              </m:r>
+              <m:r>
+                <m:t>j</m:t>
+              </m:r>
+            </m:sub>
+          </m:sSub>
+          <m:r>
+            <m:rPr>
+              <m:sty m:val="p"/>
+            </m:rPr>
+            <m:t>+</m:t>
+          </m:r>
+          <m:r>
+            <m:rPr>
+              <m:sty m:val="p"/>
+            </m:rPr>
+            <m:t>(</m:t>
+          </m:r>
+          <m:sSub>
+            <m:e>
+              <m:r>
+                <m:t>b</m:t>
+              </m:r>
+            </m:e>
+            <m:sub>
+              <m:r>
+                <m:t>i</m:t>
+              </m:r>
+              <m:r>
+                <m:t>j</m:t>
+              </m:r>
+            </m:sub>
+          </m:sSub>
+          <m:r>
+            <m:rPr>
+              <m:sty m:val="p"/>
+            </m:rPr>
+            <m:t>+</m:t>
+          </m:r>
+          <m:sSub>
+            <m:e>
+              <m:r>
+                <m:t>c</m:t>
+              </m:r>
+            </m:e>
+            <m:sub>
+              <m:r>
+                <m:t>i</m:t>
+              </m:r>
+              <m:r>
+                <m:t>j</m:t>
+              </m:r>
+            </m:sub>
+          </m:sSub>
+          <m:r>
+            <m:rPr>
+              <m:sty m:val="p"/>
+            </m:rPr>
+            <m:t>)</m:t>
+          </m:r>
+          <m:r>
+            <m:rPr>
+              <m:sty m:val="p"/>
+            </m:rPr>
+            <m:t>]</m:t>
+          </m:r>
           <m:r>
             <m:rPr>
               <m:sty m:val="p"/>
@@ -2519,83 +2561,87 @@
           <m:jc m:val="center"/>
         </m:oMathParaPr>
         <m:oMath>
-          <m:d>
-            <m:dPr>
-              <m:begChr m:val="["/>
-              <m:sepChr m:val=""/>
-              <m:endChr m:val="]"/>
-              <m:grow/>
-            </m:dPr>
-            <m:e>
-              <m:sSub>
-                <m:e>
-                  <m:r>
-                    <m:t>a</m:t>
-                  </m:r>
-                </m:e>
-                <m:sub>
-                  <m:r>
-                    <m:t>i</m:t>
-                  </m:r>
-                  <m:r>
-                    <m:t>j</m:t>
-                  </m:r>
-                </m:sub>
-              </m:sSub>
-              <m:r>
-                <m:rPr>
-                  <m:sty m:val="p"/>
-                </m:rPr>
-                <m:t>+</m:t>
-              </m:r>
-              <m:d>
-                <m:dPr>
-                  <m:begChr m:val="("/>
-                  <m:sepChr m:val=""/>
-                  <m:endChr m:val=")"/>
-                  <m:grow/>
-                </m:dPr>
-                <m:e>
-                  <m:sSub>
-                    <m:e>
-                      <m:r>
-                        <m:t>b</m:t>
-                      </m:r>
-                    </m:e>
-                    <m:sub>
-                      <m:r>
-                        <m:t>i</m:t>
-                      </m:r>
-                      <m:r>
-                        <m:t>j</m:t>
-                      </m:r>
-                    </m:sub>
-                  </m:sSub>
-                  <m:r>
-                    <m:rPr>
-                      <m:sty m:val="p"/>
-                    </m:rPr>
-                    <m:t>+</m:t>
-                  </m:r>
-                  <m:sSub>
-                    <m:e>
-                      <m:r>
-                        <m:t>c</m:t>
-                      </m:r>
-                    </m:e>
-                    <m:sub>
-                      <m:r>
-                        <m:t>i</m:t>
-                      </m:r>
-                      <m:r>
-                        <m:t>j</m:t>
-                      </m:r>
-                    </m:sub>
-                  </m:sSub>
-                </m:e>
-              </m:d>
-            </m:e>
-          </m:d>
+          <m:r>
+            <m:rPr>
+              <m:sty m:val="p"/>
+            </m:rPr>
+            <m:t>[</m:t>
+          </m:r>
+          <m:sSub>
+            <m:e>
+              <m:r>
+                <m:t>a</m:t>
+              </m:r>
+            </m:e>
+            <m:sub>
+              <m:r>
+                <m:t>i</m:t>
+              </m:r>
+              <m:r>
+                <m:t>j</m:t>
+              </m:r>
+            </m:sub>
+          </m:sSub>
+          <m:r>
+            <m:rPr>
+              <m:sty m:val="p"/>
+            </m:rPr>
+            <m:t>+</m:t>
+          </m:r>
+          <m:r>
+            <m:rPr>
+              <m:sty m:val="p"/>
+            </m:rPr>
+            <m:t>(</m:t>
+          </m:r>
+          <m:sSub>
+            <m:e>
+              <m:r>
+                <m:t>b</m:t>
+              </m:r>
+            </m:e>
+            <m:sub>
+              <m:r>
+                <m:t>i</m:t>
+              </m:r>
+              <m:r>
+                <m:t>j</m:t>
+              </m:r>
+            </m:sub>
+          </m:sSub>
+          <m:r>
+            <m:rPr>
+              <m:sty m:val="p"/>
+            </m:rPr>
+            <m:t>+</m:t>
+          </m:r>
+          <m:sSub>
+            <m:e>
+              <m:r>
+                <m:t>c</m:t>
+              </m:r>
+            </m:e>
+            <m:sub>
+              <m:r>
+                <m:t>i</m:t>
+              </m:r>
+              <m:r>
+                <m:t>j</m:t>
+              </m:r>
+            </m:sub>
+          </m:sSub>
+          <m:r>
+            <m:rPr>
+              <m:sty m:val="p"/>
+            </m:rPr>
+            <m:t>)</m:t>
+          </m:r>
+          <m:r>
+            <m:rPr>
+              <m:sty m:val="p"/>
+            </m:rPr>
+            <m:t>]</m:t>
+          </m:r>
           <m:r>
             <m:rPr>
               <m:sty m:val="p"/>
@@ -2611,62 +2657,66 @@
             </m:rPr>
             <m:t>+</m:t>
           </m:r>
-          <m:d>
-            <m:dPr>
-              <m:begChr m:val="["/>
-              <m:sepChr m:val=""/>
-              <m:endChr m:val="]"/>
-              <m:grow/>
-            </m:dPr>
-            <m:e>
-              <m:d>
-                <m:dPr>
-                  <m:begChr m:val="("/>
-                  <m:sepChr m:val=""/>
-                  <m:endChr m:val=")"/>
-                  <m:grow/>
-                </m:dPr>
-                <m:e>
-                  <m:sSub>
-                    <m:e>
-                      <m:r>
-                        <m:t>b</m:t>
-                      </m:r>
-                    </m:e>
-                    <m:sub>
-                      <m:r>
-                        <m:t>i</m:t>
-                      </m:r>
-                      <m:r>
-                        <m:t>j</m:t>
-                      </m:r>
-                    </m:sub>
-                  </m:sSub>
-                  <m:r>
-                    <m:rPr>
-                      <m:sty m:val="p"/>
-                    </m:rPr>
-                    <m:t>+</m:t>
-                  </m:r>
-                  <m:sSub>
-                    <m:e>
-                      <m:r>
-                        <m:t>c</m:t>
-                      </m:r>
-                    </m:e>
-                    <m:sub>
-                      <m:r>
-                        <m:t>i</m:t>
-                      </m:r>
-                      <m:r>
-                        <m:t>j</m:t>
-                      </m:r>
-                    </m:sub>
-                  </m:sSub>
-                </m:e>
-              </m:d>
-            </m:e>
-          </m:d>
+          <m:r>
+            <m:rPr>
+              <m:sty m:val="p"/>
+            </m:rPr>
+            <m:t>[</m:t>
+          </m:r>
+          <m:r>
+            <m:rPr>
+              <m:sty m:val="p"/>
+            </m:rPr>
+            <m:t>(</m:t>
+          </m:r>
+          <m:sSub>
+            <m:e>
+              <m:r>
+                <m:t>b</m:t>
+              </m:r>
+            </m:e>
+            <m:sub>
+              <m:r>
+                <m:t>i</m:t>
+              </m:r>
+              <m:r>
+                <m:t>j</m:t>
+              </m:r>
+            </m:sub>
+          </m:sSub>
+          <m:r>
+            <m:rPr>
+              <m:sty m:val="p"/>
+            </m:rPr>
+            <m:t>+</m:t>
+          </m:r>
+          <m:sSub>
+            <m:e>
+              <m:r>
+                <m:t>c</m:t>
+              </m:r>
+            </m:e>
+            <m:sub>
+              <m:r>
+                <m:t>i</m:t>
+              </m:r>
+              <m:r>
+                <m:t>j</m:t>
+              </m:r>
+            </m:sub>
+          </m:sSub>
+          <m:r>
+            <m:rPr>
+              <m:sty m:val="p"/>
+            </m:rPr>
+            <m:t>)</m:t>
+          </m:r>
+          <m:r>
+            <m:rPr>
+              <m:sty m:val="p"/>
+            </m:rPr>
+            <m:t>]</m:t>
+          </m:r>
           <m:r>
             <m:rPr>
               <m:sty m:val="p"/>
@@ -2694,62 +2744,66 @@
             </m:rPr>
             <m:t>+</m:t>
           </m:r>
-          <m:d>
-            <m:dPr>
-              <m:begChr m:val="["/>
-              <m:sepChr m:val=""/>
-              <m:endChr m:val="]"/>
-              <m:grow/>
-            </m:dPr>
-            <m:e>
-              <m:d>
-                <m:dPr>
-                  <m:begChr m:val="("/>
-                  <m:sepChr m:val=""/>
-                  <m:endChr m:val=")"/>
-                  <m:grow/>
-                </m:dPr>
-                <m:e>
-                  <m:sSub>
-                    <m:e>
-                      <m:r>
-                        <m:t>b</m:t>
-                      </m:r>
-                    </m:e>
-                    <m:sub>
-                      <m:r>
-                        <m:t>i</m:t>
-                      </m:r>
-                      <m:r>
-                        <m:t>j</m:t>
-                      </m:r>
-                    </m:sub>
-                  </m:sSub>
-                  <m:r>
-                    <m:rPr>
-                      <m:sty m:val="p"/>
-                    </m:rPr>
-                    <m:t>+</m:t>
-                  </m:r>
-                  <m:sSub>
-                    <m:e>
-                      <m:r>
-                        <m:t>c</m:t>
-                      </m:r>
-                    </m:e>
-                    <m:sub>
-                      <m:r>
-                        <m:t>i</m:t>
-                      </m:r>
-                      <m:r>
-                        <m:t>j</m:t>
-                      </m:r>
-                    </m:sub>
-                  </m:sSub>
-                </m:e>
-              </m:d>
-            </m:e>
-          </m:d>
+          <m:r>
+            <m:rPr>
+              <m:sty m:val="p"/>
+            </m:rPr>
+            <m:t>[</m:t>
+          </m:r>
+          <m:r>
+            <m:rPr>
+              <m:sty m:val="p"/>
+            </m:rPr>
+            <m:t>(</m:t>
+          </m:r>
+          <m:sSub>
+            <m:e>
+              <m:r>
+                <m:t>b</m:t>
+              </m:r>
+            </m:e>
+            <m:sub>
+              <m:r>
+                <m:t>i</m:t>
+              </m:r>
+              <m:r>
+                <m:t>j</m:t>
+              </m:r>
+            </m:sub>
+          </m:sSub>
+          <m:r>
+            <m:rPr>
+              <m:sty m:val="p"/>
+            </m:rPr>
+            <m:t>+</m:t>
+          </m:r>
+          <m:sSub>
+            <m:e>
+              <m:r>
+                <m:t>c</m:t>
+              </m:r>
+            </m:e>
+            <m:sub>
+              <m:r>
+                <m:t>i</m:t>
+              </m:r>
+              <m:r>
+                <m:t>j</m:t>
+              </m:r>
+            </m:sub>
+          </m:sSub>
+          <m:r>
+            <m:rPr>
+              <m:sty m:val="p"/>
+            </m:rPr>
+            <m:t>)</m:t>
+          </m:r>
+          <m:r>
+            <m:rPr>
+              <m:sty m:val="p"/>
+            </m:rPr>
+            <m:t>]</m:t>
+          </m:r>
           <m:r>
             <m:rPr>
               <m:sty m:val="p"/>
@@ -2765,28 +2819,30 @@
             </m:rPr>
             <m:t>+</m:t>
           </m:r>
-          <m:d>
-            <m:dPr>
-              <m:begChr m:val="("/>
-              <m:sepChr m:val=""/>
-              <m:endChr m:val=")"/>
-              <m:grow/>
-            </m:dPr>
-            <m:e>
-              <m:r>
-                <m:t>B</m:t>
-              </m:r>
-              <m:r>
-                <m:rPr>
-                  <m:sty m:val="p"/>
-                </m:rPr>
-                <m:t>+</m:t>
-              </m:r>
-              <m:r>
-                <m:t>C</m:t>
-              </m:r>
-            </m:e>
-          </m:d>
+          <m:r>
+            <m:rPr>
+              <m:sty m:val="p"/>
+            </m:rPr>
+            <m:t>(</m:t>
+          </m:r>
+          <m:r>
+            <m:t>B</m:t>
+          </m:r>
+          <m:r>
+            <m:rPr>
+              <m:sty m:val="p"/>
+            </m:rPr>
+            <m:t>+</m:t>
+          </m:r>
+          <m:r>
+            <m:t>C</m:t>
+          </m:r>
+          <m:r>
+            <m:rPr>
+              <m:sty m:val="p"/>
+            </m:rPr>
+            <m:t>)</m:t>
+          </m:r>
           <m:r>
             <m:rPr>
               <m:sty m:val="p"/>
@@ -2813,28 +2869,15 @@
           <m:jc m:val="center"/>
         </m:oMathParaPr>
         <m:oMath>
-          <m:d>
-            <m:dPr>
-              <m:begChr m:val="("/>
-              <m:sepChr m:val=""/>
-              <m:endChr m:val=")"/>
-              <m:grow/>
-            </m:dPr>
-            <m:e>
-              <m:r>
-                <m:t>A</m:t>
-              </m:r>
-              <m:r>
-                <m:rPr>
-                  <m:sty m:val="p"/>
-                </m:rPr>
-                <m:t>+</m:t>
-              </m:r>
-              <m:r>
-                <m:t>B</m:t>
-              </m:r>
-            </m:e>
-          </m:d>
+          <m:r>
+            <m:rPr>
+              <m:sty m:val="p"/>
+            </m:rPr>
+            <m:t>(</m:t>
+          </m:r>
+          <m:r>
+            <m:t>A</m:t>
+          </m:r>
           <m:r>
             <m:rPr>
               <m:sty m:val="p"/>
@@ -2842,6 +2885,21 @@
             <m:t>+</m:t>
           </m:r>
           <m:r>
+            <m:t>B</m:t>
+          </m:r>
+          <m:r>
+            <m:rPr>
+              <m:sty m:val="p"/>
+            </m:rPr>
+            <m:t>)</m:t>
+          </m:r>
+          <m:r>
+            <m:rPr>
+              <m:sty m:val="p"/>
+            </m:rPr>
+            <m:t>+</m:t>
+          </m:r>
+          <m:r>
             <m:t>C</m:t>
           </m:r>
           <m:r>
@@ -2859,28 +2917,30 @@
             </m:rPr>
             <m:t>+</m:t>
           </m:r>
-          <m:d>
-            <m:dPr>
-              <m:begChr m:val="("/>
-              <m:sepChr m:val=""/>
-              <m:endChr m:val=")"/>
-              <m:grow/>
-            </m:dPr>
-            <m:e>
-              <m:r>
-                <m:t>B</m:t>
-              </m:r>
-              <m:r>
-                <m:rPr>
-                  <m:sty m:val="p"/>
-                </m:rPr>
-                <m:t>+</m:t>
-              </m:r>
-              <m:r>
-                <m:t>C</m:t>
-              </m:r>
-            </m:e>
-          </m:d>
+          <m:r>
+            <m:rPr>
+              <m:sty m:val="p"/>
+            </m:rPr>
+            <m:t>(</m:t>
+          </m:r>
+          <m:r>
+            <m:t>B</m:t>
+          </m:r>
+          <m:r>
+            <m:rPr>
+              <m:sty m:val="p"/>
+            </m:rPr>
+            <m:t>+</m:t>
+          </m:r>
+          <m:r>
+            <m:t>C</m:t>
+          </m:r>
+          <m:r>
+            <m:rPr>
+              <m:sty m:val="p"/>
+            </m:rPr>
+            <m:t>)</m:t>
+          </m:r>
           <m:r>
             <m:rPr>
               <m:sty m:val="p"/>
@@ -2898,8 +2958,8 @@
         <w:t xml:space="preserve">So matrix addition is associative.</w:t>
       </w:r>
     </w:p>
-    <w:bookmarkEnd w:id="30"/>
-    <w:bookmarkStart w:id="33" w:name="associativity-of-multiplication-proof"/>
+    <w:bookmarkEnd w:id="19"/>
+    <w:bookmarkStart w:id="22" w:name="associativity-of-multiplication-proof"/>
     <w:p>
       <w:pPr>
         <w:pStyle w:val="Heading2"/>
@@ -2949,18 +3009,18 @@
                 <wp:inline>
                   <wp:extent cx="152400" cy="152400"/>
                   <wp:effectExtent b="0" l="0" r="0" t="0"/>
-                  <wp:docPr descr="" title="" id="31" name="Picture"/>
+                  <wp:docPr descr="" title="" id="20" name="Picture"/>
                   <a:graphic>
                     <a:graphicData uri="http://schemas.openxmlformats.org/drawingml/2006/picture">
                       <pic:pic>
                         <pic:nvPicPr>
-                          <pic:cNvPr descr="/Applications/quarto/share/formats/docx/note.png" id="32" name="Picture"/>
+                          <pic:cNvPr descr="/Applications/quarto/share/formats/docx/note.png" id="21" name="Picture"/>
                           <pic:cNvPicPr>
                             <a:picLocks noChangeArrowheads="1" noChangeAspect="1"/>
                           </pic:cNvPicPr>
                         </pic:nvPicPr>
                         <pic:blipFill>
-                          <a:blip r:embed="rId22"/>
+                          <a:blip r:embed="rId11"/>
                           <a:stretch>
                             <a:fillRect/>
                           </a:stretch>
@@ -3065,22 +3125,24 @@
                 <m:jc m:val="center"/>
               </m:oMathParaPr>
               <m:oMath>
-                <m:d>
-                  <m:dPr>
-                    <m:begChr m:val="("/>
-                    <m:sepChr m:val=""/>
-                    <m:endChr m:val=")"/>
-                    <m:grow/>
-                  </m:dPr>
-                  <m:e>
-                    <m:r>
-                      <m:t>A</m:t>
-                    </m:r>
-                    <m:r>
-                      <m:t>B</m:t>
-                    </m:r>
-                  </m:e>
-                </m:d>
+                <m:r>
+                  <m:rPr>
+                    <m:sty m:val="p"/>
+                  </m:rPr>
+                  <m:t>(</m:t>
+                </m:r>
+                <m:r>
+                  <m:t>A</m:t>
+                </m:r>
+                <m:r>
+                  <m:t>B</m:t>
+                </m:r>
+                <m:r>
+                  <m:rPr>
+                    <m:sty m:val="p"/>
+                  </m:rPr>
+                  <m:t>)</m:t>
+                </m:r>
                 <m:r>
                   <m:t>C</m:t>
                 </m:r>
@@ -3093,22 +3155,24 @@
                 <m:r>
                   <m:t>A</m:t>
                 </m:r>
-                <m:d>
-                  <m:dPr>
-                    <m:begChr m:val="("/>
-                    <m:sepChr m:val=""/>
-                    <m:endChr m:val=")"/>
-                    <m:grow/>
-                  </m:dPr>
-                  <m:e>
-                    <m:r>
-                      <m:t>B</m:t>
-                    </m:r>
-                    <m:r>
-                      <m:t>C</m:t>
-                    </m:r>
-                  </m:e>
-                </m:d>
+                <m:r>
+                  <m:rPr>
+                    <m:sty m:val="p"/>
+                  </m:rPr>
+                  <m:t>(</m:t>
+                </m:r>
+                <m:r>
+                  <m:t>B</m:t>
+                </m:r>
+                <m:r>
+                  <m:t>C</m:t>
+                </m:r>
+                <m:r>
+                  <m:rPr>
+                    <m:sty m:val="p"/>
+                  </m:rPr>
+                  <m:t>)</m:t>
+                </m:r>
                 <m:r>
                   <m:rPr>
                     <m:sty m:val="p"/>
@@ -3252,22 +3316,24 @@
         <w:t xml:space="preserve"> </w:t>
       </w:r>
       <m:oMath>
-        <m:d>
-          <m:dPr>
-            <m:begChr m:val="("/>
-            <m:sepChr m:val=""/>
-            <m:endChr m:val=")"/>
-            <m:grow/>
-          </m:dPr>
-          <m:e>
-            <m:r>
-              <m:t>A</m:t>
-            </m:r>
-            <m:r>
-              <m:t>B</m:t>
-            </m:r>
-          </m:e>
-        </m:d>
+        <m:r>
+          <m:rPr>
+            <m:sty m:val="p"/>
+          </m:rPr>
+          <m:t>(</m:t>
+        </m:r>
+        <m:r>
+          <m:t>A</m:t>
+        </m:r>
+        <m:r>
+          <m:t>B</m:t>
+        </m:r>
+        <m:r>
+          <m:rPr>
+            <m:sty m:val="p"/>
+          </m:rPr>
+          <m:t>)</m:t>
+        </m:r>
       </m:oMath>
       <w:r>
         <w:t xml:space="preserve"> </w:t>
@@ -3308,24 +3374,26 @@
           <m:jc m:val="center"/>
         </m:oMathParaPr>
         <m:oMath>
+          <m:r>
+            <m:rPr>
+              <m:sty m:val="p"/>
+            </m:rPr>
+            <m:t>(</m:t>
+          </m:r>
+          <m:r>
+            <m:t>A</m:t>
+          </m:r>
+          <m:r>
+            <m:t>B</m:t>
+          </m:r>
           <m:sSub>
             <m:e>
-              <m:d>
-                <m:dPr>
-                  <m:begChr m:val="("/>
-                  <m:sepChr m:val=""/>
-                  <m:endChr m:val=")"/>
-                  <m:grow/>
-                </m:dPr>
-                <m:e>
-                  <m:r>
-                    <m:t>A</m:t>
-                  </m:r>
-                  <m:r>
-                    <m:t>B</m:t>
-                  </m:r>
-                </m:e>
-              </m:d>
+              <m:r>
+                <m:rPr>
+                  <m:sty m:val="p"/>
+                </m:rPr>
+                <m:t>)</m:t>
+              </m:r>
             </m:e>
             <m:sub>
               <m:r>
@@ -3421,22 +3489,24 @@
         <w:t xml:space="preserve"> </w:t>
       </w:r>
       <m:oMath>
-        <m:d>
-          <m:dPr>
-            <m:begChr m:val="("/>
-            <m:sepChr m:val=""/>
-            <m:endChr m:val=")"/>
-            <m:grow/>
-          </m:dPr>
-          <m:e>
-            <m:r>
-              <m:t>A</m:t>
-            </m:r>
-            <m:r>
-              <m:t>B</m:t>
-            </m:r>
-          </m:e>
-        </m:d>
+        <m:r>
+          <m:rPr>
+            <m:sty m:val="p"/>
+          </m:rPr>
+          <m:t>(</m:t>
+        </m:r>
+        <m:r>
+          <m:t>A</m:t>
+        </m:r>
+        <m:r>
+          <m:t>B</m:t>
+        </m:r>
+        <m:r>
+          <m:rPr>
+            <m:sty m:val="p"/>
+          </m:rPr>
+          <m:t>)</m:t>
+        </m:r>
       </m:oMath>
       <w:r>
         <w:t xml:space="preserve"> </w:t>
@@ -3465,37 +3535,41 @@
           <m:jc m:val="center"/>
         </m:oMathParaPr>
         <m:oMath>
+          <m:r>
+            <m:rPr>
+              <m:sty m:val="p"/>
+            </m:rPr>
+            <m:t>(</m:t>
+          </m:r>
+          <m:r>
+            <m:rPr>
+              <m:sty m:val="p"/>
+            </m:rPr>
+            <m:t>(</m:t>
+          </m:r>
+          <m:r>
+            <m:t>A</m:t>
+          </m:r>
+          <m:r>
+            <m:t>B</m:t>
+          </m:r>
+          <m:r>
+            <m:rPr>
+              <m:sty m:val="p"/>
+            </m:rPr>
+            <m:t>)</m:t>
+          </m:r>
+          <m:r>
+            <m:t>C</m:t>
+          </m:r>
           <m:sSub>
             <m:e>
-              <m:d>
-                <m:dPr>
-                  <m:begChr m:val="("/>
-                  <m:sepChr m:val=""/>
-                  <m:endChr m:val=")"/>
-                  <m:grow/>
-                </m:dPr>
-                <m:e>
-                  <m:d>
-                    <m:dPr>
-                      <m:begChr m:val="("/>
-                      <m:sepChr m:val=""/>
-                      <m:endChr m:val=")"/>
-                      <m:grow/>
-                    </m:dPr>
-                    <m:e>
-                      <m:r>
-                        <m:t>A</m:t>
-                      </m:r>
-                      <m:r>
-                        <m:t>B</m:t>
-                      </m:r>
-                    </m:e>
-                  </m:d>
-                  <m:r>
-                    <m:t>C</m:t>
-                  </m:r>
-                </m:e>
-              </m:d>
+              <m:r>
+                <m:rPr>
+                  <m:sty m:val="p"/>
+                </m:rPr>
+                <m:t>)</m:t>
+              </m:r>
             </m:e>
             <m:sub>
               <m:r>
@@ -3539,36 +3613,38 @@
               </m:r>
             </m:sup>
             <m:e>
-              <m:sSub>
-                <m:e>
-                  <m:d>
-                    <m:dPr>
-                      <m:begChr m:val="("/>
-                      <m:sepChr m:val=""/>
-                      <m:endChr m:val=")"/>
-                      <m:grow/>
-                    </m:dPr>
-                    <m:e>
-                      <m:r>
-                        <m:t>A</m:t>
-                      </m:r>
-                      <m:r>
-                        <m:t>B</m:t>
-                      </m:r>
-                    </m:e>
-                  </m:d>
-                </m:e>
-                <m:sub>
-                  <m:r>
-                    <m:t>i</m:t>
-                  </m:r>
-                  <m:r>
-                    <m:t>k</m:t>
-                  </m:r>
-                </m:sub>
-              </m:sSub>
+              <m:r>
+                <m:rPr>
+                  <m:sty m:val="p"/>
+                </m:rPr>
+                <m:t>(</m:t>
+              </m:r>
             </m:e>
           </m:nary>
+          <m:r>
+            <m:t>A</m:t>
+          </m:r>
+          <m:r>
+            <m:t>B</m:t>
+          </m:r>
+          <m:sSub>
+            <m:e>
+              <m:r>
+                <m:rPr>
+                  <m:sty m:val="p"/>
+                </m:rPr>
+                <m:t>)</m:t>
+              </m:r>
+            </m:e>
+            <m:sub>
+              <m:r>
+                <m:t>i</m:t>
+              </m:r>
+              <m:r>
+                <m:t>k</m:t>
+              </m:r>
+            </m:sub>
+          </m:sSub>
           <m:sSub>
             <m:e>
               <m:r>
@@ -4138,24 +4214,26 @@
             </m:rPr>
             <m:t>=</m:t>
           </m:r>
+          <m:r>
+            <m:rPr>
+              <m:sty m:val="p"/>
+            </m:rPr>
+            <m:t>(</m:t>
+          </m:r>
+          <m:r>
+            <m:t>B</m:t>
+          </m:r>
+          <m:r>
+            <m:t>C</m:t>
+          </m:r>
           <m:sSub>
             <m:e>
-              <m:d>
-                <m:dPr>
-                  <m:begChr m:val="("/>
-                  <m:sepChr m:val=""/>
-                  <m:endChr m:val=")"/>
-                  <m:grow/>
-                </m:dPr>
-                <m:e>
-                  <m:r>
-                    <m:t>B</m:t>
-                  </m:r>
-                  <m:r>
-                    <m:t>C</m:t>
-                  </m:r>
-                </m:e>
-              </m:d>
+              <m:r>
+                <m:rPr>
+                  <m:sty m:val="p"/>
+                </m:rPr>
+                <m:t>)</m:t>
+              </m:r>
             </m:e>
             <m:sub>
               <m:r>
@@ -4355,24 +4433,26 @@
               </m:sSub>
             </m:e>
           </m:nary>
+          <m:r>
+            <m:rPr>
+              <m:sty m:val="p"/>
+            </m:rPr>
+            <m:t>(</m:t>
+          </m:r>
+          <m:r>
+            <m:t>B</m:t>
+          </m:r>
+          <m:r>
+            <m:t>C</m:t>
+          </m:r>
           <m:sSub>
             <m:e>
-              <m:d>
-                <m:dPr>
-                  <m:begChr m:val="("/>
-                  <m:sepChr m:val=""/>
-                  <m:endChr m:val=")"/>
-                  <m:grow/>
-                </m:dPr>
-                <m:e>
-                  <m:r>
-                    <m:t>B</m:t>
-                  </m:r>
-                  <m:r>
-                    <m:t>C</m:t>
-                  </m:r>
-                </m:e>
-              </m:d>
+              <m:r>
+                <m:rPr>
+                  <m:sty m:val="p"/>
+                </m:rPr>
+                <m:t>)</m:t>
+              </m:r>
             </m:e>
             <m:sub>
               <m:r>
@@ -4447,24 +4527,26 @@
               </m:sSub>
             </m:e>
           </m:nary>
+          <m:r>
+            <m:rPr>
+              <m:sty m:val="p"/>
+            </m:rPr>
+            <m:t>(</m:t>
+          </m:r>
+          <m:r>
+            <m:t>B</m:t>
+          </m:r>
+          <m:r>
+            <m:t>C</m:t>
+          </m:r>
           <m:sSub>
             <m:e>
-              <m:d>
-                <m:dPr>
-                  <m:begChr m:val="("/>
-                  <m:sepChr m:val=""/>
-                  <m:endChr m:val=")"/>
-                  <m:grow/>
-                </m:dPr>
-                <m:e>
-                  <m:r>
-                    <m:t>B</m:t>
-                  </m:r>
-                  <m:r>
-                    <m:t>C</m:t>
-                  </m:r>
-                </m:e>
-              </m:d>
+              <m:r>
+                <m:rPr>
+                  <m:sty m:val="p"/>
+                </m:rPr>
+                <m:t>)</m:t>
+              </m:r>
             </m:e>
             <m:sub>
               <m:r>
@@ -4481,37 +4563,41 @@
             </m:rPr>
             <m:t>=</m:t>
           </m:r>
+          <m:r>
+            <m:rPr>
+              <m:sty m:val="p"/>
+            </m:rPr>
+            <m:t>(</m:t>
+          </m:r>
+          <m:r>
+            <m:t>A</m:t>
+          </m:r>
+          <m:r>
+            <m:rPr>
+              <m:sty m:val="p"/>
+            </m:rPr>
+            <m:t>(</m:t>
+          </m:r>
+          <m:r>
+            <m:t>B</m:t>
+          </m:r>
+          <m:r>
+            <m:t>C</m:t>
+          </m:r>
+          <m:r>
+            <m:rPr>
+              <m:sty m:val="p"/>
+            </m:rPr>
+            <m:t>)</m:t>
+          </m:r>
           <m:sSub>
             <m:e>
-              <m:d>
-                <m:dPr>
-                  <m:begChr m:val="("/>
-                  <m:sepChr m:val=""/>
-                  <m:endChr m:val=")"/>
-                  <m:grow/>
-                </m:dPr>
-                <m:e>
-                  <m:r>
-                    <m:t>A</m:t>
-                  </m:r>
-                  <m:d>
-                    <m:dPr>
-                      <m:begChr m:val="("/>
-                      <m:sepChr m:val=""/>
-                      <m:endChr m:val=")"/>
-                      <m:grow/>
-                    </m:dPr>
-                    <m:e>
-                      <m:r>
-                        <m:t>B</m:t>
-                      </m:r>
-                      <m:r>
-                        <m:t>C</m:t>
-                      </m:r>
-                    </m:e>
-                  </m:d>
-                </m:e>
-              </m:d>
+              <m:r>
+                <m:rPr>
+                  <m:sty m:val="p"/>
+                </m:rPr>
+                <m:t>)</m:t>
+              </m:r>
             </m:e>
             <m:sub>
               <m:r>
@@ -4542,22 +4628,24 @@
           <m:jc m:val="center"/>
         </m:oMathParaPr>
         <m:oMath>
-          <m:d>
-            <m:dPr>
-              <m:begChr m:val="("/>
-              <m:sepChr m:val=""/>
-              <m:endChr m:val=")"/>
-              <m:grow/>
-            </m:dPr>
-            <m:e>
-              <m:r>
-                <m:t>A</m:t>
-              </m:r>
-              <m:r>
-                <m:t>B</m:t>
-              </m:r>
-            </m:e>
-          </m:d>
+          <m:r>
+            <m:rPr>
+              <m:sty m:val="p"/>
+            </m:rPr>
+            <m:t>(</m:t>
+          </m:r>
+          <m:r>
+            <m:t>A</m:t>
+          </m:r>
+          <m:r>
+            <m:t>B</m:t>
+          </m:r>
+          <m:r>
+            <m:rPr>
+              <m:sty m:val="p"/>
+            </m:rPr>
+            <m:t>)</m:t>
+          </m:r>
           <m:r>
             <m:t>C</m:t>
           </m:r>
@@ -4570,22 +4658,24 @@
           <m:r>
             <m:t>A</m:t>
           </m:r>
-          <m:d>
-            <m:dPr>
-              <m:begChr m:val="("/>
-              <m:sepChr m:val=""/>
-              <m:endChr m:val=")"/>
-              <m:grow/>
-            </m:dPr>
-            <m:e>
-              <m:r>
-                <m:t>B</m:t>
-              </m:r>
-              <m:r>
-                <m:t>C</m:t>
-              </m:r>
-            </m:e>
-          </m:d>
+          <m:r>
+            <m:rPr>
+              <m:sty m:val="p"/>
+            </m:rPr>
+            <m:t>(</m:t>
+          </m:r>
+          <m:r>
+            <m:t>B</m:t>
+          </m:r>
+          <m:r>
+            <m:t>C</m:t>
+          </m:r>
+          <m:r>
+            <m:rPr>
+              <m:sty m:val="p"/>
+            </m:rPr>
+            <m:t>)</m:t>
+          </m:r>
           <m:r>
             <m:rPr>
               <m:sty m:val="p"/>
@@ -4603,8 +4693,8 @@
         <w:t xml:space="preserve">So matrix multiplication is associative where it makes sense.</w:t>
       </w:r>
     </w:p>
-    <w:bookmarkEnd w:id="33"/>
-    <w:bookmarkStart w:id="36" w:name="distributive-property-for-matrices-proof"/>
+    <w:bookmarkEnd w:id="22"/>
+    <w:bookmarkStart w:id="25" w:name="distributive-property-for-matrices-proof"/>
     <w:p>
       <w:pPr>
         <w:pStyle w:val="Heading2"/>
@@ -4654,18 +4744,18 @@
                 <wp:inline>
                   <wp:extent cx="152400" cy="152400"/>
                   <wp:effectExtent b="0" l="0" r="0" t="0"/>
-                  <wp:docPr descr="" title="" id="34" name="Picture"/>
+                  <wp:docPr descr="" title="" id="23" name="Picture"/>
                   <a:graphic>
                     <a:graphicData uri="http://schemas.openxmlformats.org/drawingml/2006/picture">
                       <pic:pic>
                         <pic:nvPicPr>
-                          <pic:cNvPr descr="/Applications/quarto/share/formats/docx/note.png" id="35" name="Picture"/>
+                          <pic:cNvPr descr="/Applications/quarto/share/formats/docx/note.png" id="24" name="Picture"/>
                           <pic:cNvPicPr>
                             <a:picLocks noChangeArrowheads="1" noChangeAspect="1"/>
                           </pic:cNvPicPr>
                         </pic:nvPicPr>
                         <pic:blipFill>
-                          <a:blip r:embed="rId22"/>
+                          <a:blip r:embed="rId11"/>
                           <a:stretch>
                             <a:fillRect/>
                           </a:stretch>
@@ -4773,28 +4863,30 @@
                 <m:r>
                   <m:t>A</m:t>
                 </m:r>
-                <m:d>
-                  <m:dPr>
-                    <m:begChr m:val="("/>
-                    <m:sepChr m:val=""/>
-                    <m:endChr m:val=")"/>
-                    <m:grow/>
-                  </m:dPr>
-                  <m:e>
-                    <m:r>
-                      <m:t>B</m:t>
-                    </m:r>
-                    <m:r>
-                      <m:rPr>
-                        <m:sty m:val="p"/>
-                      </m:rPr>
-                      <m:t>+</m:t>
-                    </m:r>
-                    <m:r>
-                      <m:t>C</m:t>
-                    </m:r>
-                  </m:e>
-                </m:d>
+                <m:r>
+                  <m:rPr>
+                    <m:sty m:val="p"/>
+                  </m:rPr>
+                  <m:t>(</m:t>
+                </m:r>
+                <m:r>
+                  <m:t>B</m:t>
+                </m:r>
+                <m:r>
+                  <m:rPr>
+                    <m:sty m:val="p"/>
+                  </m:rPr>
+                  <m:t>+</m:t>
+                </m:r>
+                <m:r>
+                  <m:t>C</m:t>
+                </m:r>
+                <m:r>
+                  <m:rPr>
+                    <m:sty m:val="p"/>
+                  </m:rPr>
+                  <m:t>)</m:t>
+                </m:r>
                 <m:r>
                   <m:rPr>
                     <m:sty m:val="p"/>
@@ -4825,36 +4917,38 @@
                 <m:r>
                   <m:rPr>
                     <m:nor/>
+                    <m:scr m:val="sans-serif"/>
                     <m:sty m:val="p"/>
-                    <m:scr m:val="sans-serif"/>
                   </m:rPr>
                   <m:t>or</m:t>
                 </m:r>
                 <m:r>
                   <m:t> </m:t>
                 </m:r>
-                <m:d>
-                  <m:dPr>
-                    <m:begChr m:val="("/>
-                    <m:sepChr m:val=""/>
-                    <m:endChr m:val=")"/>
-                    <m:grow/>
-                  </m:dPr>
-                  <m:e>
-                    <m:r>
-                      <m:t>B</m:t>
-                    </m:r>
-                    <m:r>
-                      <m:rPr>
-                        <m:sty m:val="p"/>
-                      </m:rPr>
-                      <m:t>+</m:t>
-                    </m:r>
-                    <m:r>
-                      <m:t>C</m:t>
-                    </m:r>
-                  </m:e>
-                </m:d>
+                <m:r>
+                  <m:rPr>
+                    <m:sty m:val="p"/>
+                  </m:rPr>
+                  <m:t>(</m:t>
+                </m:r>
+                <m:r>
+                  <m:t>B</m:t>
+                </m:r>
+                <m:r>
+                  <m:rPr>
+                    <m:sty m:val="p"/>
+                  </m:rPr>
+                  <m:t>+</m:t>
+                </m:r>
+                <m:r>
+                  <m:t>C</m:t>
+                </m:r>
+                <m:r>
+                  <m:rPr>
+                    <m:sty m:val="p"/>
+                  </m:rPr>
+                  <m:t>)</m:t>
+                </m:r>
                 <m:r>
                   <m:t>A</m:t>
                 </m:r>
@@ -5031,30 +5125,32 @@
           <m:jc m:val="center"/>
         </m:oMathParaPr>
         <m:oMath>
+          <m:r>
+            <m:rPr>
+              <m:sty m:val="p"/>
+            </m:rPr>
+            <m:t>(</m:t>
+          </m:r>
+          <m:r>
+            <m:t>B</m:t>
+          </m:r>
+          <m:r>
+            <m:rPr>
+              <m:sty m:val="p"/>
+            </m:rPr>
+            <m:t>+</m:t>
+          </m:r>
+          <m:r>
+            <m:t>C</m:t>
+          </m:r>
           <m:sSub>
             <m:e>
-              <m:d>
-                <m:dPr>
-                  <m:begChr m:val="("/>
-                  <m:sepChr m:val=""/>
-                  <m:endChr m:val=")"/>
-                  <m:grow/>
-                </m:dPr>
-                <m:e>
-                  <m:r>
-                    <m:t>B</m:t>
-                  </m:r>
-                  <m:r>
-                    <m:rPr>
-                      <m:sty m:val="p"/>
-                    </m:rPr>
-                    <m:t>+</m:t>
-                  </m:r>
-                  <m:r>
-                    <m:t>C</m:t>
-                  </m:r>
-                </m:e>
-              </m:d>
+              <m:r>
+                <m:rPr>
+                  <m:sty m:val="p"/>
+                </m:rPr>
+                <m:t>)</m:t>
+              </m:r>
             </m:e>
             <m:sub>
               <m:r>
@@ -5144,43 +5240,47 @@
           <m:jc m:val="center"/>
         </m:oMathParaPr>
         <m:oMath>
+          <m:r>
+            <m:rPr>
+              <m:sty m:val="p"/>
+            </m:rPr>
+            <m:t>(</m:t>
+          </m:r>
+          <m:r>
+            <m:t>A</m:t>
+          </m:r>
+          <m:r>
+            <m:rPr>
+              <m:sty m:val="p"/>
+            </m:rPr>
+            <m:t>(</m:t>
+          </m:r>
+          <m:r>
+            <m:t>B</m:t>
+          </m:r>
+          <m:r>
+            <m:rPr>
+              <m:sty m:val="p"/>
+            </m:rPr>
+            <m:t>+</m:t>
+          </m:r>
+          <m:r>
+            <m:t>C</m:t>
+          </m:r>
+          <m:r>
+            <m:rPr>
+              <m:sty m:val="p"/>
+            </m:rPr>
+            <m:t>)</m:t>
+          </m:r>
           <m:sSub>
             <m:e>
-              <m:d>
-                <m:dPr>
-                  <m:begChr m:val="("/>
-                  <m:sepChr m:val=""/>
-                  <m:endChr m:val=")"/>
-                  <m:grow/>
-                </m:dPr>
-                <m:e>
-                  <m:r>
-                    <m:t>A</m:t>
-                  </m:r>
-                  <m:d>
-                    <m:dPr>
-                      <m:begChr m:val="("/>
-                      <m:sepChr m:val=""/>
-                      <m:endChr m:val=")"/>
-                      <m:grow/>
-                    </m:dPr>
-                    <m:e>
-                      <m:r>
-                        <m:t>B</m:t>
-                      </m:r>
-                      <m:r>
-                        <m:rPr>
-                          <m:sty m:val="p"/>
-                        </m:rPr>
-                        <m:t>+</m:t>
-                      </m:r>
-                      <m:r>
-                        <m:t>C</m:t>
-                      </m:r>
-                    </m:e>
-                  </m:d>
-                </m:e>
-              </m:d>
+              <m:r>
+                <m:rPr>
+                  <m:sty m:val="p"/>
+                </m:rPr>
+                <m:t>)</m:t>
+              </m:r>
             </m:e>
             <m:sub>
               <m:r>
@@ -5241,52 +5341,54 @@
               </m:sSub>
             </m:e>
           </m:nary>
-          <m:d>
-            <m:dPr>
-              <m:begChr m:val="("/>
-              <m:sepChr m:val=""/>
-              <m:endChr m:val=")"/>
-              <m:grow/>
-            </m:dPr>
-            <m:e>
-              <m:sSub>
-                <m:e>
-                  <m:r>
-                    <m:t>b</m:t>
-                  </m:r>
-                </m:e>
-                <m:sub>
-                  <m:r>
-                    <m:t>k</m:t>
-                  </m:r>
-                  <m:r>
-                    <m:t>j</m:t>
-                  </m:r>
-                </m:sub>
-              </m:sSub>
-              <m:r>
-                <m:rPr>
-                  <m:sty m:val="p"/>
-                </m:rPr>
-                <m:t>+</m:t>
-              </m:r>
-              <m:sSub>
-                <m:e>
-                  <m:r>
-                    <m:t>c</m:t>
-                  </m:r>
-                </m:e>
-                <m:sub>
-                  <m:r>
-                    <m:t>k</m:t>
-                  </m:r>
-                  <m:r>
-                    <m:t>j</m:t>
-                  </m:r>
-                </m:sub>
-              </m:sSub>
-            </m:e>
-          </m:d>
+          <m:r>
+            <m:rPr>
+              <m:sty m:val="p"/>
+            </m:rPr>
+            <m:t>(</m:t>
+          </m:r>
+          <m:sSub>
+            <m:e>
+              <m:r>
+                <m:t>b</m:t>
+              </m:r>
+            </m:e>
+            <m:sub>
+              <m:r>
+                <m:t>k</m:t>
+              </m:r>
+              <m:r>
+                <m:t>j</m:t>
+              </m:r>
+            </m:sub>
+          </m:sSub>
+          <m:r>
+            <m:rPr>
+              <m:sty m:val="p"/>
+            </m:rPr>
+            <m:t>+</m:t>
+          </m:r>
+          <m:sSub>
+            <m:e>
+              <m:r>
+                <m:t>c</m:t>
+              </m:r>
+            </m:e>
+            <m:sub>
+              <m:r>
+                <m:t>k</m:t>
+              </m:r>
+              <m:r>
+                <m:t>j</m:t>
+              </m:r>
+            </m:sub>
+          </m:sSub>
+          <m:r>
+            <m:rPr>
+              <m:sty m:val="p"/>
+            </m:rPr>
+            <m:t>)</m:t>
+          </m:r>
           <m:r>
             <m:rPr>
               <m:sty m:val="p"/>
@@ -5357,52 +5459,54 @@
               </m:sSub>
             </m:e>
           </m:nary>
-          <m:d>
-            <m:dPr>
-              <m:begChr m:val="("/>
-              <m:sepChr m:val=""/>
-              <m:endChr m:val=")"/>
-              <m:grow/>
-            </m:dPr>
-            <m:e>
-              <m:sSub>
-                <m:e>
-                  <m:r>
-                    <m:t>b</m:t>
-                  </m:r>
-                </m:e>
-                <m:sub>
-                  <m:r>
-                    <m:t>k</m:t>
-                  </m:r>
-                  <m:r>
-                    <m:t>j</m:t>
-                  </m:r>
-                </m:sub>
-              </m:sSub>
-              <m:r>
-                <m:rPr>
-                  <m:sty m:val="p"/>
-                </m:rPr>
-                <m:t>+</m:t>
-              </m:r>
-              <m:sSub>
-                <m:e>
-                  <m:r>
-                    <m:t>c</m:t>
-                  </m:r>
-                </m:e>
-                <m:sub>
-                  <m:r>
-                    <m:t>k</m:t>
-                  </m:r>
-                  <m:r>
-                    <m:t>j</m:t>
-                  </m:r>
-                </m:sub>
-              </m:sSub>
-            </m:e>
-          </m:d>
+          <m:r>
+            <m:rPr>
+              <m:sty m:val="p"/>
+            </m:rPr>
+            <m:t>(</m:t>
+          </m:r>
+          <m:sSub>
+            <m:e>
+              <m:r>
+                <m:t>b</m:t>
+              </m:r>
+            </m:e>
+            <m:sub>
+              <m:r>
+                <m:t>k</m:t>
+              </m:r>
+              <m:r>
+                <m:t>j</m:t>
+              </m:r>
+            </m:sub>
+          </m:sSub>
+          <m:r>
+            <m:rPr>
+              <m:sty m:val="p"/>
+            </m:rPr>
+            <m:t>+</m:t>
+          </m:r>
+          <m:sSub>
+            <m:e>
+              <m:r>
+                <m:t>c</m:t>
+              </m:r>
+            </m:e>
+            <m:sub>
+              <m:r>
+                <m:t>k</m:t>
+              </m:r>
+              <m:r>
+                <m:t>j</m:t>
+              </m:r>
+            </m:sub>
+          </m:sSub>
+          <m:r>
+            <m:rPr>
+              <m:sty m:val="p"/>
+            </m:rPr>
+            <m:t>)</m:t>
+          </m:r>
           <m:r>
             <m:rPr>
               <m:sty m:val="p"/>
@@ -5436,84 +5540,86 @@
               </m:r>
             </m:sup>
             <m:e>
-              <m:d>
-                <m:dPr>
-                  <m:begChr m:val="("/>
-                  <m:sepChr m:val=""/>
-                  <m:endChr m:val=")"/>
-                  <m:grow/>
-                </m:dPr>
-                <m:e>
-                  <m:sSub>
-                    <m:e>
-                      <m:r>
-                        <m:t>a</m:t>
-                      </m:r>
-                    </m:e>
-                    <m:sub>
-                      <m:r>
-                        <m:t>i</m:t>
-                      </m:r>
-                      <m:r>
-                        <m:t>k</m:t>
-                      </m:r>
-                    </m:sub>
-                  </m:sSub>
-                  <m:sSub>
-                    <m:e>
-                      <m:r>
-                        <m:t>b</m:t>
-                      </m:r>
-                    </m:e>
-                    <m:sub>
-                      <m:r>
-                        <m:t>k</m:t>
-                      </m:r>
-                      <m:r>
-                        <m:t>j</m:t>
-                      </m:r>
-                    </m:sub>
-                  </m:sSub>
-                  <m:r>
-                    <m:rPr>
-                      <m:sty m:val="p"/>
-                    </m:rPr>
-                    <m:t>+</m:t>
-                  </m:r>
-                  <m:sSub>
-                    <m:e>
-                      <m:r>
-                        <m:t>a</m:t>
-                      </m:r>
-                    </m:e>
-                    <m:sub>
-                      <m:r>
-                        <m:t>i</m:t>
-                      </m:r>
-                      <m:r>
-                        <m:t>k</m:t>
-                      </m:r>
-                    </m:sub>
-                  </m:sSub>
-                  <m:sSub>
-                    <m:e>
-                      <m:r>
-                        <m:t>c</m:t>
-                      </m:r>
-                    </m:e>
-                    <m:sub>
-                      <m:r>
-                        <m:t>k</m:t>
-                      </m:r>
-                      <m:r>
-                        <m:t>j</m:t>
-                      </m:r>
-                    </m:sub>
-                  </m:sSub>
-                </m:e>
-              </m:d>
+              <m:r>
+                <m:rPr>
+                  <m:sty m:val="p"/>
+                </m:rPr>
+                <m:t>(</m:t>
+              </m:r>
             </m:e>
           </m:nary>
+          <m:sSub>
+            <m:e>
+              <m:r>
+                <m:t>a</m:t>
+              </m:r>
+            </m:e>
+            <m:sub>
+              <m:r>
+                <m:t>i</m:t>
+              </m:r>
+              <m:r>
+                <m:t>k</m:t>
+              </m:r>
+            </m:sub>
+          </m:sSub>
+          <m:sSub>
+            <m:e>
+              <m:r>
+                <m:t>b</m:t>
+              </m:r>
+            </m:e>
+            <m:sub>
+              <m:r>
+                <m:t>k</m:t>
+              </m:r>
+              <m:r>
+                <m:t>j</m:t>
+              </m:r>
+            </m:sub>
+          </m:sSub>
+          <m:r>
+            <m:rPr>
+              <m:sty m:val="p"/>
+            </m:rPr>
+            <m:t>+</m:t>
+          </m:r>
+          <m:sSub>
+            <m:e>
+              <m:r>
+                <m:t>a</m:t>
+              </m:r>
+            </m:e>
+            <m:sub>
+              <m:r>
+                <m:t>i</m:t>
+              </m:r>
+              <m:r>
+                <m:t>k</m:t>
+              </m:r>
+            </m:sub>
+          </m:sSub>
+          <m:sSub>
+            <m:e>
+              <m:r>
+                <m:t>c</m:t>
+              </m:r>
+            </m:e>
+            <m:sub>
+              <m:r>
+                <m:t>k</m:t>
+              </m:r>
+              <m:r>
+                <m:t>j</m:t>
+              </m:r>
+            </m:sub>
+          </m:sSub>
+          <m:r>
+            <m:rPr>
+              <m:sty m:val="p"/>
+            </m:rPr>
+            <m:t>)</m:t>
+          </m:r>
           <m:r>
             <m:rPr>
               <m:sty m:val="p"/>
@@ -5567,84 +5673,86 @@
               </m:r>
             </m:sup>
             <m:e>
-              <m:d>
-                <m:dPr>
-                  <m:begChr m:val="("/>
-                  <m:sepChr m:val=""/>
-                  <m:endChr m:val=")"/>
-                  <m:grow/>
-                </m:dPr>
-                <m:e>
-                  <m:sSub>
-                    <m:e>
-                      <m:r>
-                        <m:t>a</m:t>
-                      </m:r>
-                    </m:e>
-                    <m:sub>
-                      <m:r>
-                        <m:t>i</m:t>
-                      </m:r>
-                      <m:r>
-                        <m:t>k</m:t>
-                      </m:r>
-                    </m:sub>
-                  </m:sSub>
-                  <m:sSub>
-                    <m:e>
-                      <m:r>
-                        <m:t>b</m:t>
-                      </m:r>
-                    </m:e>
-                    <m:sub>
-                      <m:r>
-                        <m:t>k</m:t>
-                      </m:r>
-                      <m:r>
-                        <m:t>j</m:t>
-                      </m:r>
-                    </m:sub>
-                  </m:sSub>
-                  <m:r>
-                    <m:rPr>
-                      <m:sty m:val="p"/>
-                    </m:rPr>
-                    <m:t>+</m:t>
-                  </m:r>
-                  <m:sSub>
-                    <m:e>
-                      <m:r>
-                        <m:t>a</m:t>
-                      </m:r>
-                    </m:e>
-                    <m:sub>
-                      <m:r>
-                        <m:t>i</m:t>
-                      </m:r>
-                      <m:r>
-                        <m:t>k</m:t>
-                      </m:r>
-                    </m:sub>
-                  </m:sSub>
-                  <m:sSub>
-                    <m:e>
-                      <m:r>
-                        <m:t>c</m:t>
-                      </m:r>
-                    </m:e>
-                    <m:sub>
-                      <m:r>
-                        <m:t>k</m:t>
-                      </m:r>
-                      <m:r>
-                        <m:t>j</m:t>
-                      </m:r>
-                    </m:sub>
-                  </m:sSub>
-                </m:e>
-              </m:d>
+              <m:r>
+                <m:rPr>
+                  <m:sty m:val="p"/>
+                </m:rPr>
+                <m:t>(</m:t>
+              </m:r>
             </m:e>
           </m:nary>
+          <m:sSub>
+            <m:e>
+              <m:r>
+                <m:t>a</m:t>
+              </m:r>
+            </m:e>
+            <m:sub>
+              <m:r>
+                <m:t>i</m:t>
+              </m:r>
+              <m:r>
+                <m:t>k</m:t>
+              </m:r>
+            </m:sub>
+          </m:sSub>
+          <m:sSub>
+            <m:e>
+              <m:r>
+                <m:t>b</m:t>
+              </m:r>
+            </m:e>
+            <m:sub>
+              <m:r>
+                <m:t>k</m:t>
+              </m:r>
+              <m:r>
+                <m:t>j</m:t>
+              </m:r>
+            </m:sub>
+          </m:sSub>
+          <m:r>
+            <m:rPr>
+              <m:sty m:val="p"/>
+            </m:rPr>
+            <m:t>+</m:t>
+          </m:r>
+          <m:sSub>
+            <m:e>
+              <m:r>
+                <m:t>a</m:t>
+              </m:r>
+            </m:e>
+            <m:sub>
+              <m:r>
+                <m:t>i</m:t>
+              </m:r>
+              <m:r>
+                <m:t>k</m:t>
+              </m:r>
+            </m:sub>
+          </m:sSub>
+          <m:sSub>
+            <m:e>
+              <m:r>
+                <m:t>c</m:t>
+              </m:r>
+            </m:e>
+            <m:sub>
+              <m:r>
+                <m:t>k</m:t>
+              </m:r>
+              <m:r>
+                <m:t>j</m:t>
+              </m:r>
+            </m:sub>
+          </m:sSub>
+          <m:r>
+            <m:rPr>
+              <m:sty m:val="p"/>
+            </m:rPr>
+            <m:t>)</m:t>
+          </m:r>
           <m:r>
             <m:rPr>
               <m:sty m:val="p"/>
@@ -5931,24 +6039,26 @@
             </m:rPr>
             <m:t>=</m:t>
           </m:r>
+          <m:r>
+            <m:rPr>
+              <m:sty m:val="p"/>
+            </m:rPr>
+            <m:t>(</m:t>
+          </m:r>
+          <m:r>
+            <m:t>A</m:t>
+          </m:r>
+          <m:r>
+            <m:t>B</m:t>
+          </m:r>
           <m:sSub>
             <m:e>
-              <m:d>
-                <m:dPr>
-                  <m:begChr m:val="("/>
-                  <m:sepChr m:val=""/>
-                  <m:endChr m:val=")"/>
-                  <m:grow/>
-                </m:dPr>
-                <m:e>
-                  <m:r>
-                    <m:t>A</m:t>
-                  </m:r>
-                  <m:r>
-                    <m:t>B</m:t>
-                  </m:r>
-                </m:e>
-              </m:d>
+              <m:r>
+                <m:rPr>
+                  <m:sty m:val="p"/>
+                </m:rPr>
+                <m:t>)</m:t>
+              </m:r>
             </m:e>
             <m:sub>
               <m:r>
@@ -5965,24 +6075,26 @@
             </m:rPr>
             <m:t>+</m:t>
           </m:r>
+          <m:r>
+            <m:rPr>
+              <m:sty m:val="p"/>
+            </m:rPr>
+            <m:t>(</m:t>
+          </m:r>
+          <m:r>
+            <m:t>A</m:t>
+          </m:r>
+          <m:r>
+            <m:t>C</m:t>
+          </m:r>
           <m:sSub>
             <m:e>
-              <m:d>
-                <m:dPr>
-                  <m:begChr m:val="("/>
-                  <m:sepChr m:val=""/>
-                  <m:endChr m:val=")"/>
-                  <m:grow/>
-                </m:dPr>
-                <m:e>
-                  <m:r>
-                    <m:t>A</m:t>
-                  </m:r>
-                  <m:r>
-                    <m:t>C</m:t>
-                  </m:r>
-                </m:e>
-              </m:d>
+              <m:r>
+                <m:rPr>
+                  <m:sty m:val="p"/>
+                </m:rPr>
+                <m:t>)</m:t>
+              </m:r>
             </m:e>
             <m:sub>
               <m:r>
@@ -6019,43 +6131,47 @@
           <m:jc m:val="center"/>
         </m:oMathParaPr>
         <m:oMath>
+          <m:r>
+            <m:rPr>
+              <m:sty m:val="p"/>
+            </m:rPr>
+            <m:t>(</m:t>
+          </m:r>
+          <m:r>
+            <m:t>A</m:t>
+          </m:r>
+          <m:r>
+            <m:rPr>
+              <m:sty m:val="p"/>
+            </m:rPr>
+            <m:t>(</m:t>
+          </m:r>
+          <m:r>
+            <m:t>B</m:t>
+          </m:r>
+          <m:r>
+            <m:rPr>
+              <m:sty m:val="p"/>
+            </m:rPr>
+            <m:t>+</m:t>
+          </m:r>
+          <m:r>
+            <m:t>C</m:t>
+          </m:r>
+          <m:r>
+            <m:rPr>
+              <m:sty m:val="p"/>
+            </m:rPr>
+            <m:t>)</m:t>
+          </m:r>
           <m:sSub>
             <m:e>
-              <m:d>
-                <m:dPr>
-                  <m:begChr m:val="("/>
-                  <m:sepChr m:val=""/>
-                  <m:endChr m:val=")"/>
-                  <m:grow/>
-                </m:dPr>
-                <m:e>
-                  <m:r>
-                    <m:t>A</m:t>
-                  </m:r>
-                  <m:d>
-                    <m:dPr>
-                      <m:begChr m:val="("/>
-                      <m:sepChr m:val=""/>
-                      <m:endChr m:val=")"/>
-                      <m:grow/>
-                    </m:dPr>
-                    <m:e>
-                      <m:r>
-                        <m:t>B</m:t>
-                      </m:r>
-                      <m:r>
-                        <m:rPr>
-                          <m:sty m:val="p"/>
-                        </m:rPr>
-                        <m:t>+</m:t>
-                      </m:r>
-                      <m:r>
-                        <m:t>C</m:t>
-                      </m:r>
-                    </m:e>
-                  </m:d>
-                </m:e>
-              </m:d>
+              <m:r>
+                <m:rPr>
+                  <m:sty m:val="p"/>
+                </m:rPr>
+                <m:t>)</m:t>
+              </m:r>
             </m:e>
             <m:sub>
               <m:r>
@@ -6072,24 +6188,26 @@
             </m:rPr>
             <m:t>=</m:t>
           </m:r>
+          <m:r>
+            <m:rPr>
+              <m:sty m:val="p"/>
+            </m:rPr>
+            <m:t>(</m:t>
+          </m:r>
+          <m:r>
+            <m:t>A</m:t>
+          </m:r>
+          <m:r>
+            <m:t>B</m:t>
+          </m:r>
           <m:sSub>
             <m:e>
-              <m:d>
-                <m:dPr>
-                  <m:begChr m:val="("/>
-                  <m:sepChr m:val=""/>
-                  <m:endChr m:val=")"/>
-                  <m:grow/>
-                </m:dPr>
-                <m:e>
-                  <m:r>
-                    <m:t>A</m:t>
-                  </m:r>
-                  <m:r>
-                    <m:t>B</m:t>
-                  </m:r>
-                </m:e>
-              </m:d>
+              <m:r>
+                <m:rPr>
+                  <m:sty m:val="p"/>
+                </m:rPr>
+                <m:t>)</m:t>
+              </m:r>
             </m:e>
             <m:sub>
               <m:r>
@@ -6106,24 +6224,26 @@
             </m:rPr>
             <m:t>+</m:t>
           </m:r>
+          <m:r>
+            <m:rPr>
+              <m:sty m:val="p"/>
+            </m:rPr>
+            <m:t>(</m:t>
+          </m:r>
+          <m:r>
+            <m:t>A</m:t>
+          </m:r>
+          <m:r>
+            <m:t>C</m:t>
+          </m:r>
           <m:sSub>
             <m:e>
-              <m:d>
-                <m:dPr>
-                  <m:begChr m:val="("/>
-                  <m:sepChr m:val=""/>
-                  <m:endChr m:val=")"/>
-                  <m:grow/>
-                </m:dPr>
-                <m:e>
-                  <m:r>
-                    <m:t>A</m:t>
-                  </m:r>
-                  <m:r>
-                    <m:t>C</m:t>
-                  </m:r>
-                </m:e>
-              </m:d>
+              <m:r>
+                <m:rPr>
+                  <m:sty m:val="p"/>
+                </m:rPr>
+                <m:t>)</m:t>
+              </m:r>
             </m:e>
             <m:sub>
               <m:r>
@@ -6151,28 +6271,30 @@
         <m:r>
           <m:t>A</m:t>
         </m:r>
-        <m:d>
-          <m:dPr>
-            <m:begChr m:val="("/>
-            <m:sepChr m:val=""/>
-            <m:endChr m:val=")"/>
-            <m:grow/>
-          </m:dPr>
-          <m:e>
-            <m:r>
-              <m:t>B</m:t>
-            </m:r>
-            <m:r>
-              <m:rPr>
-                <m:sty m:val="p"/>
-              </m:rPr>
-              <m:t>+</m:t>
-            </m:r>
-            <m:r>
-              <m:t>C</m:t>
-            </m:r>
-          </m:e>
-        </m:d>
+        <m:r>
+          <m:rPr>
+            <m:sty m:val="p"/>
+          </m:rPr>
+          <m:t>(</m:t>
+        </m:r>
+        <m:r>
+          <m:t>B</m:t>
+        </m:r>
+        <m:r>
+          <m:rPr>
+            <m:sty m:val="p"/>
+          </m:rPr>
+          <m:t>+</m:t>
+        </m:r>
+        <m:r>
+          <m:t>C</m:t>
+        </m:r>
+        <m:r>
+          <m:rPr>
+            <m:sty m:val="p"/>
+          </m:rPr>
+          <m:t>)</m:t>
+        </m:r>
         <m:r>
           <m:rPr>
             <m:sty m:val="p"/>
@@ -6205,28 +6327,30 @@
         <w:t xml:space="preserve"> </w:t>
       </w:r>
       <m:oMath>
-        <m:d>
-          <m:dPr>
-            <m:begChr m:val="("/>
-            <m:sepChr m:val=""/>
-            <m:endChr m:val=")"/>
-            <m:grow/>
-          </m:dPr>
-          <m:e>
-            <m:r>
-              <m:t>B</m:t>
-            </m:r>
-            <m:r>
-              <m:rPr>
-                <m:sty m:val="p"/>
-              </m:rPr>
-              <m:t>+</m:t>
-            </m:r>
-            <m:r>
-              <m:t>C</m:t>
-            </m:r>
-          </m:e>
-        </m:d>
+        <m:r>
+          <m:rPr>
+            <m:sty m:val="p"/>
+          </m:rPr>
+          <m:t>(</m:t>
+        </m:r>
+        <m:r>
+          <m:t>B</m:t>
+        </m:r>
+        <m:r>
+          <m:rPr>
+            <m:sty m:val="p"/>
+          </m:rPr>
+          <m:t>+</m:t>
+        </m:r>
+        <m:r>
+          <m:t>C</m:t>
+        </m:r>
+        <m:r>
+          <m:rPr>
+            <m:sty m:val="p"/>
+          </m:rPr>
+          <m:t>)</m:t>
+        </m:r>
         <m:r>
           <m:t>A</m:t>
         </m:r>
@@ -6259,9 +6383,9 @@
         <w:t xml:space="preserve">. So, matrix multiplication distributes over addition.</w:t>
       </w:r>
     </w:p>
-    <w:bookmarkEnd w:id="36"/>
-    <w:bookmarkEnd w:id="37"/>
-    <w:bookmarkStart w:id="40" w:name="further-reading"/>
+    <w:bookmarkEnd w:id="25"/>
+    <w:bookmarkEnd w:id="26"/>
+    <w:bookmarkStart w:id="29" w:name="further-reading"/>
     <w:p>
       <w:pPr>
         <w:pStyle w:val="Heading1"/>
@@ -6280,7 +6404,7 @@
       <w:r>
         <w:t xml:space="preserve"> </w:t>
       </w:r>
-      <w:hyperlink r:id="rId20">
+      <w:hyperlink r:id="rId9">
         <w:r>
           <w:rPr>
             <w:rStyle w:val="Hyperlink"/>
@@ -6297,7 +6421,7 @@
       <w:r>
         <w:t xml:space="preserve"> </w:t>
       </w:r>
-      <w:hyperlink r:id="rId21">
+      <w:hyperlink r:id="rId10">
         <w:r>
           <w:rPr>
             <w:rStyle w:val="Hyperlink"/>
@@ -6309,7 +6433,7 @@
         <w:t xml:space="preserve">.</w:t>
       </w:r>
     </w:p>
-    <w:bookmarkStart w:id="39" w:name="version-history"/>
+    <w:bookmarkStart w:id="28" w:name="version-history"/>
     <w:p>
       <w:pPr>
         <w:pStyle w:val="Heading2"/>
@@ -6330,7 +6454,7 @@
       <w:pPr>
         <w:pStyle w:val="BodyText"/>
       </w:pPr>
-      <w:hyperlink r:id="rId38">
+      <w:hyperlink r:id="rId27">
         <w:r>
           <w:rPr>
             <w:rStyle w:val="Hyperlink"/>
@@ -6339,8 +6463,8 @@
         </w:r>
       </w:hyperlink>
     </w:p>
-    <w:bookmarkEnd w:id="39"/>
-    <w:bookmarkEnd w:id="40"/>
+    <w:bookmarkEnd w:id="28"/>
+    <w:bookmarkEnd w:id="29"/>
     <w:sectPr>
       <w:pgSz w:h="15840" w:w="12240"/>
       <w:pgMar w:bottom="1440" w:footer="720" w:gutter="0" w:header="720" w:left="1440" w:right="1440" w:top="1440"/>
